--- a/00-首页/题组Word/专项卷/二分册/专项卷VI-教师版.docx
+++ b/00-首页/题组Word/专项卷/二分册/专项卷VI-教师版.docx
@@ -1306,15 +1306,31 @@
         <w:rPr>
           <w:rFonts w:ascii="Times New Roman" w:hAnsi="Times New Roman" w:eastAsia="Times New Roman" w:cs="Times New Roman"/>
         </w:rPr>
-        <w:t xml:space="preserve"> ZnSO</w:t>
-      </w:r>
-      <w:r>
-        <w:rPr>
-          <w:rFonts w:ascii="Times New Roman" w:hAnsi="Times New Roman" w:eastAsia="Times New Roman" w:cs="Times New Roman"/>
-          <w:vertAlign w:val="subscript"/>
-        </w:rPr>
-        <w:t>4</w:t>
-      </w:r>
+        <w:t xml:space="preserve"> </w:t>
+      </w:r>
+      <m:oMath>
+        <m:r>
+          <m:t>Z</m:t>
+        </m:r>
+        <m:r>
+          <m:t>n</m:t>
+        </m:r>
+        <m:r>
+          <m:t>S</m:t>
+        </m:r>
+        <m:sSub>
+          <m:e>
+            <m:r>
+              <m:t>O</m:t>
+            </m:r>
+          </m:e>
+          <m:sub>
+            <m:r>
+              <m:t>4</m:t>
+            </m:r>
+          </m:sub>
+        </m:sSub>
+      </m:oMath>
       <w:r>
         <w:rPr>
           <w:rFonts w:ascii="Times New Roman" w:hAnsi="Times New Roman" w:eastAsia="Times New Roman" w:cs="Times New Roman"/>
@@ -1343,80 +1359,173 @@
         <w:rPr>
           <w:rFonts w:ascii="Times New Roman" w:hAnsi="Times New Roman" w:eastAsia="Times New Roman" w:cs="Times New Roman"/>
         </w:rPr>
-        <w:t xml:space="preserve"> Fe</w:t>
-      </w:r>
-      <w:r>
-        <w:rPr>
-          <w:rFonts w:ascii="Times New Roman" w:hAnsi="Times New Roman" w:eastAsia="Times New Roman" w:cs="Times New Roman"/>
-          <w:vertAlign w:val="superscript"/>
-        </w:rPr>
-        <w:t>3+</w:t>
-      </w:r>
-      <w:r>
-        <w:rPr>
-          <w:rFonts w:ascii="Times New Roman" w:hAnsi="Times New Roman" w:eastAsia="Times New Roman" w:cs="Times New Roman"/>
-        </w:rPr>
-        <w:t>、Fe</w:t>
-      </w:r>
-      <w:r>
-        <w:rPr>
-          <w:rFonts w:ascii="Times New Roman" w:hAnsi="Times New Roman" w:eastAsia="Times New Roman" w:cs="Times New Roman"/>
-          <w:vertAlign w:val="superscript"/>
-        </w:rPr>
-        <w:t>2+</w:t>
-      </w:r>
-      <w:r>
-        <w:rPr>
-          <w:rFonts w:ascii="Times New Roman" w:hAnsi="Times New Roman" w:eastAsia="Times New Roman" w:cs="Times New Roman"/>
-        </w:rPr>
-        <w:t>、Sb</w:t>
-      </w:r>
-      <w:r>
-        <w:rPr>
-          <w:rFonts w:ascii="Times New Roman" w:hAnsi="Times New Roman" w:eastAsia="Times New Roman" w:cs="Times New Roman"/>
-          <w:vertAlign w:val="superscript"/>
-        </w:rPr>
-        <w:t>3+</w:t>
-      </w:r>
-      <w:r>
-        <w:rPr>
-          <w:rFonts w:ascii="Times New Roman" w:hAnsi="Times New Roman" w:eastAsia="Times New Roman" w:cs="Times New Roman"/>
-        </w:rPr>
-        <w:t>、Cu</w:t>
-      </w:r>
-      <w:r>
-        <w:rPr>
-          <w:rFonts w:ascii="Times New Roman" w:hAnsi="Times New Roman" w:eastAsia="Times New Roman" w:cs="Times New Roman"/>
-          <w:vertAlign w:val="superscript"/>
-        </w:rPr>
-        <w:t>2+</w:t>
-      </w:r>
-      <w:r>
-        <w:rPr>
-          <w:rFonts w:ascii="Times New Roman" w:hAnsi="Times New Roman" w:eastAsia="Times New Roman" w:cs="Times New Roman"/>
-        </w:rPr>
-        <w:t>、Cd</w:t>
-      </w:r>
-      <w:r>
-        <w:rPr>
-          <w:rFonts w:ascii="Times New Roman" w:hAnsi="Times New Roman" w:eastAsia="Times New Roman" w:cs="Times New Roman"/>
-          <w:vertAlign w:val="superscript"/>
-        </w:rPr>
-        <w:t>2+</w:t>
-      </w:r>
-      <w:r>
-        <w:rPr>
-          <w:rFonts w:ascii="Times New Roman" w:hAnsi="Times New Roman" w:eastAsia="Times New Roman" w:cs="Times New Roman"/>
-        </w:rPr>
-        <w:t>、Cl</w:t>
-      </w:r>
-      <w:r>
-        <w:rPr>
-          <w:rFonts w:ascii="Times New Roman" w:hAnsi="Times New Roman" w:eastAsia="Times New Roman" w:cs="Times New Roman"/>
-          <w:vertAlign w:val="superscript"/>
-        </w:rPr>
-        <w:t>-</w:t>
-      </w:r>
+        <w:t xml:space="preserve"> </w:t>
+      </w:r>
+      <m:oMath>
+        <m:r>
+          <m:t>F</m:t>
+        </m:r>
+        <m:sSup>
+          <m:e>
+            <m:r>
+              <m:t>e</m:t>
+            </m:r>
+          </m:e>
+          <m:sup>
+            <m:r>
+              <m:t>3</m:t>
+            </m:r>
+            <m:r>
+              <m:rPr>
+                <m:sty m:val="p"/>
+              </m:rPr>
+              <m:t>+</m:t>
+            </m:r>
+          </m:sup>
+        </m:sSup>
+      </m:oMath>
+      <w:r>
+        <w:rPr>
+          <w:rFonts w:ascii="Times New Roman" w:hAnsi="Times New Roman" w:eastAsia="Times New Roman" w:cs="Times New Roman"/>
+        </w:rPr>
+        <w:t xml:space="preserve">、</w:t>
+      </w:r>
+      <m:oMath>
+        <m:r>
+          <m:t>F</m:t>
+        </m:r>
+        <m:sSup>
+          <m:e>
+            <m:r>
+              <m:t>e</m:t>
+            </m:r>
+          </m:e>
+          <m:sup>
+            <m:r>
+              <m:t>2</m:t>
+            </m:r>
+            <m:r>
+              <m:rPr>
+                <m:sty m:val="p"/>
+              </m:rPr>
+              <m:t>+</m:t>
+            </m:r>
+          </m:sup>
+        </m:sSup>
+      </m:oMath>
+      <w:r>
+        <w:rPr>
+          <w:rFonts w:ascii="Times New Roman" w:hAnsi="Times New Roman" w:eastAsia="Times New Roman" w:cs="Times New Roman"/>
+        </w:rPr>
+        <w:t xml:space="preserve">、</w:t>
+      </w:r>
+      <m:oMath>
+        <m:r>
+          <m:t>S</m:t>
+        </m:r>
+        <m:sSup>
+          <m:e>
+            <m:r>
+              <m:t>b</m:t>
+            </m:r>
+          </m:e>
+          <m:sup>
+            <m:r>
+              <m:t>3</m:t>
+            </m:r>
+            <m:r>
+              <m:rPr>
+                <m:sty m:val="p"/>
+              </m:rPr>
+              <m:t>+</m:t>
+            </m:r>
+          </m:sup>
+        </m:sSup>
+      </m:oMath>
+      <w:r>
+        <w:rPr>
+          <w:rFonts w:ascii="Times New Roman" w:hAnsi="Times New Roman" w:eastAsia="Times New Roman" w:cs="Times New Roman"/>
+        </w:rPr>
+        <w:t xml:space="preserve">、</w:t>
+      </w:r>
+      <m:oMath>
+        <m:r>
+          <m:t>C</m:t>
+        </m:r>
+        <m:sSup>
+          <m:e>
+            <m:r>
+              <m:t>u</m:t>
+            </m:r>
+          </m:e>
+          <m:sup>
+            <m:r>
+              <m:t>2</m:t>
+            </m:r>
+            <m:r>
+              <m:rPr>
+                <m:sty m:val="p"/>
+              </m:rPr>
+              <m:t>+</m:t>
+            </m:r>
+          </m:sup>
+        </m:sSup>
+      </m:oMath>
+      <w:r>
+        <w:rPr>
+          <w:rFonts w:ascii="Times New Roman" w:hAnsi="Times New Roman" w:eastAsia="Times New Roman" w:cs="Times New Roman"/>
+        </w:rPr>
+        <w:t xml:space="preserve">、</w:t>
+      </w:r>
+      <m:oMath>
+        <m:r>
+          <m:t>C</m:t>
+        </m:r>
+        <m:sSup>
+          <m:e>
+            <m:r>
+              <m:t>d</m:t>
+            </m:r>
+          </m:e>
+          <m:sup>
+            <m:r>
+              <m:t>2</m:t>
+            </m:r>
+            <m:r>
+              <m:rPr>
+                <m:sty m:val="p"/>
+              </m:rPr>
+              <m:t>+</m:t>
+            </m:r>
+          </m:sup>
+        </m:sSup>
+      </m:oMath>
+      <w:r>
+        <w:rPr>
+          <w:rFonts w:ascii="Times New Roman" w:hAnsi="Times New Roman" w:eastAsia="Times New Roman" w:cs="Times New Roman"/>
+        </w:rPr>
+        <w:t xml:space="preserve">、</w:t>
+      </w:r>
+      <m:oMath>
+        <m:r>
+          <m:t>C</m:t>
+        </m:r>
+        <m:sSup>
+          <m:e>
+            <m:r>
+              <m:t>l</m:t>
+            </m:r>
+          </m:e>
+          <m:sup>
+            <m:r>
+              <m:rPr>
+                <m:sty m:val="p"/>
+              </m:rPr>
+              <m:t>−</m:t>
+            </m:r>
+          </m:sup>
+        </m:sSup>
+      </m:oMath>
       <w:r>
         <w:rPr>
           <w:rFonts w:ascii="Times New Roman" w:hAnsi="Times New Roman" w:eastAsia="Times New Roman" w:cs="Times New Roman"/>
@@ -1480,26 +1589,42 @@
         <w:rPr>
           <w:rFonts w:ascii="Times New Roman" w:hAnsi="Times New Roman" w:eastAsia="Times New Roman" w:cs="Times New Roman"/>
         </w:rPr>
-        <w:t xml:space="preserve">① </w:t>
-      </w:r>
-      <w:r>
-        <w:rPr>
-          <w:rFonts w:hint="eastAsia" w:ascii="Times New Roman" w:hAnsi="Times New Roman" w:eastAsia="Times New Roman" w:cs="Times New Roman"/>
-        </w:rPr>
-        <w:t>KMnO</w:t>
-      </w:r>
-      <w:r>
-        <w:rPr>
-          <w:rFonts w:hint="eastAsia" w:ascii="Times New Roman" w:hAnsi="Times New Roman" w:eastAsia="Times New Roman" w:cs="Times New Roman"/>
-          <w:vertAlign w:val="subscript"/>
-        </w:rPr>
-        <w:t>4</w:t>
-      </w:r>
-      <w:r>
-        <w:rPr>
-          <w:rFonts w:hint="eastAsia" w:ascii="Times New Roman" w:hAnsi="Times New Roman" w:eastAsia="Times New Roman" w:cs="Times New Roman"/>
-        </w:rPr>
-        <w:t>，②</w:t>
+        <w:t xml:space="preserve">①</w:t>
+      </w:r>
+      <w:r>
+        <w:rPr>
+          <w:rFonts w:ascii="Times New Roman" w:hAnsi="Times New Roman" w:eastAsia="Times New Roman" w:cs="Times New Roman"/>
+        </w:rPr>
+        <w:t xml:space="preserve"> </w:t>
+      </w:r>
+      <m:oMath>
+        <m:r>
+          <m:t>K</m:t>
+        </m:r>
+        <m:r>
+          <m:t>M</m:t>
+        </m:r>
+        <m:r>
+          <m:t>n</m:t>
+        </m:r>
+        <m:sSub>
+          <m:e>
+            <m:r>
+              <m:t>O</m:t>
+            </m:r>
+          </m:e>
+          <m:sub>
+            <m:r>
+              <m:t>4</m:t>
+            </m:r>
+          </m:sub>
+        </m:sSub>
+      </m:oMath>
+      <w:r>
+        <w:rPr>
+          <w:rFonts w:hint="eastAsia" w:ascii="Times New Roman" w:hAnsi="Times New Roman" w:eastAsia="Times New Roman" w:cs="Times New Roman"/>
+        </w:rPr>
+        <w:t xml:space="preserve">，②</w:t>
       </w:r>
       <w:r>
         <w:rPr>
@@ -1593,24 +1718,34 @@
         </w:rPr>
         <w:t xml:space="preserve"> </w:t>
       </w:r>
-      <w:r>
-        <w:rPr>
-          <w:rFonts w:hint="eastAsia" w:ascii="Times New Roman" w:hAnsi="Times New Roman" w:eastAsia="Times New Roman" w:cs="Times New Roman"/>
-        </w:rPr>
-        <w:t>AgNO</w:t>
-      </w:r>
-      <w:r>
-        <w:rPr>
-          <w:rFonts w:hint="eastAsia" w:ascii="Times New Roman" w:hAnsi="Times New Roman" w:eastAsia="Times New Roman" w:cs="Times New Roman"/>
-          <w:vertAlign w:val="subscript"/>
-        </w:rPr>
-        <w:t>3</w:t>
-      </w:r>
-      <w:r>
-        <w:rPr>
-          <w:rFonts w:hint="eastAsia" w:ascii="Times New Roman" w:hAnsi="Times New Roman" w:eastAsia="Times New Roman" w:cs="Times New Roman"/>
-        </w:rPr>
-        <w:t>，⑧</w:t>
+      <m:oMath>
+        <m:r>
+          <m:t>A</m:t>
+        </m:r>
+        <m:r>
+          <m:t>g</m:t>
+        </m:r>
+        <m:r>
+          <m:t>N</m:t>
+        </m:r>
+        <m:sSub>
+          <m:e>
+            <m:r>
+              <m:t>O</m:t>
+            </m:r>
+          </m:e>
+          <m:sub>
+            <m:r>
+              <m:t>3</m:t>
+            </m:r>
+          </m:sub>
+        </m:sSub>
+      </m:oMath>
+      <w:r>
+        <w:rPr>
+          <w:rFonts w:hint="eastAsia" w:ascii="Times New Roman" w:hAnsi="Times New Roman" w:eastAsia="Times New Roman" w:cs="Times New Roman"/>
+        </w:rPr>
+        <w:t xml:space="preserve">，⑧</w:t>
       </w:r>
       <w:r>
         <w:rPr>
@@ -1760,8 +1895,31 @@
           <w:i/>
           <w:iCs/>
         </w:rPr>
-        <w:t xml:space="preserve"> Fe</w:t>
-      </w:r>
+        <w:t xml:space="preserve"> </w:t>
+      </w:r>
+      <m:oMath>
+        <m:r>
+          <m:t>F</m:t>
+        </m:r>
+        <m:sSup>
+          <m:e>
+            <m:r>
+              <m:t>e</m:t>
+            </m:r>
+          </m:e>
+          <m:sup>
+            <m:r>
+              <m:t>2</m:t>
+            </m:r>
+            <m:r>
+              <m:rPr>
+                <m:sty m:val="p"/>
+              </m:rPr>
+              <m:t>+</m:t>
+            </m:r>
+          </m:sup>
+        </m:sSup>
+      </m:oMath>
       <w:r>
         <w:rPr>
           <w:rFonts w:ascii="Times New Roman" w:hAnsi="Times New Roman" w:eastAsia="Times New Roman" w:cs="Times New Roman"/>
@@ -1769,30 +1927,52 @@
           <w:bCs/>
           <w:i/>
           <w:iCs/>
-          <w:vertAlign w:val="superscript"/>
-        </w:rPr>
-        <w:t>2+</w:t>
-      </w:r>
-      <w:r>
-        <w:rPr>
-          <w:rFonts w:ascii="Times New Roman" w:hAnsi="Times New Roman" w:eastAsia="Times New Roman" w:cs="Times New Roman"/>
+        </w:rPr>
+        <w:t xml:space="preserve"> </w:t>
+      </w:r>
+      <w:r>
+        <w:rPr>
+          <w:rFonts w:hint="eastAsia" w:ascii="Times New Roman" w:hAnsi="Times New Roman" w:eastAsia="FangSong" w:cs="Times New Roman"/>
           <w:b/>
           <w:bCs/>
           <w:i/>
           <w:iCs/>
         </w:rPr>
-        <w:t xml:space="preserve"> </w:t>
-      </w:r>
-      <w:r>
-        <w:rPr>
-          <w:rFonts w:hint="eastAsia" w:ascii="Times New Roman" w:hAnsi="Times New Roman" w:eastAsia="FangSong" w:cs="Times New Roman"/>
+        <w:t xml:space="preserve">离子氧化成</w:t>
+      </w:r>
+      <w:r>
+        <w:rPr>
+          <w:rFonts w:ascii="Times New Roman" w:hAnsi="Times New Roman" w:eastAsia="Times New Roman" w:cs="Times New Roman"/>
           <w:b/>
           <w:bCs/>
           <w:i/>
           <w:iCs/>
         </w:rPr>
-        <w:t xml:space="preserve">离子氧化成</w:t>
-      </w:r>
+        <w:t xml:space="preserve"> </w:t>
+      </w:r>
+      <m:oMath>
+        <m:r>
+          <m:t>F</m:t>
+        </m:r>
+        <m:sSup>
+          <m:e>
+            <m:r>
+              <m:t>e</m:t>
+            </m:r>
+          </m:e>
+          <m:sup>
+            <m:r>
+              <m:t>3</m:t>
+            </m:r>
+            <m:r>
+              <m:rPr>
+                <m:sty m:val="p"/>
+              </m:rPr>
+              <m:t>+</m:t>
+            </m:r>
+          </m:sup>
+        </m:sSup>
+      </m:oMath>
       <w:r>
         <w:rPr>
           <w:rFonts w:ascii="Times New Roman" w:hAnsi="Times New Roman" w:eastAsia="Times New Roman" w:cs="Times New Roman"/>
@@ -1801,28 +1981,27 @@
           <w:i/>
           <w:iCs/>
         </w:rPr>
-        <w:t xml:space="preserve"> Fe</w:t>
-      </w:r>
-      <w:r>
-        <w:rPr>
-          <w:rFonts w:ascii="Times New Roman" w:hAnsi="Times New Roman" w:eastAsia="Times New Roman" w:cs="Times New Roman"/>
+        <w:t xml:space="preserve"> </w:t>
+      </w:r>
+      <w:r>
+        <w:rPr>
+          <w:rFonts w:hint="eastAsia" w:ascii="Times New Roman" w:hAnsi="Times New Roman" w:eastAsia="FangSong" w:cs="Times New Roman"/>
           <w:b/>
           <w:bCs/>
           <w:i/>
           <w:iCs/>
-          <w:vertAlign w:val="superscript"/>
-        </w:rPr>
-        <w:t>3+</w:t>
-      </w:r>
-      <w:r>
-        <w:rPr>
-          <w:rFonts w:ascii="Times New Roman" w:hAnsi="Times New Roman" w:eastAsia="Times New Roman" w:cs="Times New Roman"/>
+        </w:rPr>
+        <w:t>离子</w:t>
+      </w:r>
+      <w:r>
+        <w:rPr>
+          <w:rFonts w:hint="eastAsia" w:ascii="Times New Roman" w:hAnsi="Times New Roman" w:eastAsia="Times New Roman" w:cs="Times New Roman"/>
           <w:b/>
           <w:bCs/>
           <w:i/>
           <w:iCs/>
         </w:rPr>
-        <w:t xml:space="preserve"> </w:t>
+        <w:t>，</w:t>
       </w:r>
       <w:r>
         <w:rPr>
@@ -1832,33 +2011,81 @@
           <w:i/>
           <w:iCs/>
         </w:rPr>
-        <w:t>离子</w:t>
-      </w:r>
-      <w:r>
-        <w:rPr>
-          <w:rFonts w:hint="eastAsia" w:ascii="Times New Roman" w:hAnsi="Times New Roman" w:eastAsia="Times New Roman" w:cs="Times New Roman"/>
+        <w:t>相应的离子反应方程式为</w:t>
+      </w:r>
+      <w:r>
+        <w:rPr>
+          <w:rFonts w:ascii="Times New Roman" w:hAnsi="Times New Roman" w:eastAsia="Times New Roman" w:cs="Times New Roman"/>
+        </w:rPr>
+        <w:t xml:space="preserve">_。</w:t>
+      </w:r>
+    </w:p>
+    <w:p>
+      <w:pPr>
+        <w:numPr>
+          <w:ilvl w:val="0"/>
+          <w:numId w:val="1002"/>
+        </w:numPr>
+      </w:pPr>
+      <w:r>
+        <w:rPr>
+          <w:rFonts w:hint="eastAsia" w:ascii="Times New Roman" w:hAnsi="Times New Roman" w:eastAsia="FangSong" w:cs="Times New Roman"/>
+        </w:rPr>
+        <w:t>用</w:t>
+      </w:r>
+      <w:r>
+        <w:rPr>
+          <w:rFonts w:hint="eastAsia" w:ascii="Times New Roman" w:hAnsi="Times New Roman" w:eastAsia="Times New Roman" w:cs="Times New Roman"/>
+        </w:rPr>
+        <w:t>_</w:t>
+      </w:r>
+      <w:r>
+        <w:rPr>
+          <w:rFonts w:hint="eastAsia" w:ascii="Times New Roman" w:hAnsi="Times New Roman" w:eastAsia="FangSong" w:cs="Times New Roman"/>
           <w:b/>
           <w:bCs/>
           <w:i/>
           <w:iCs/>
         </w:rPr>
-        <w:t>，</w:t>
-      </w:r>
-      <w:r>
-        <w:rPr>
-          <w:rFonts w:hint="eastAsia" w:ascii="Times New Roman" w:hAnsi="Times New Roman" w:eastAsia="FangSong" w:cs="Times New Roman"/>
+        <w:t xml:space="preserve">调节浸出液的</w:t>
+      </w:r>
+      <w:r>
+        <w:rPr>
+          <w:rFonts w:ascii="Times New Roman" w:hAnsi="Times New Roman" w:eastAsia="Times New Roman" w:cs="Times New Roman"/>
           <w:b/>
           <w:bCs/>
           <w:i/>
           <w:iCs/>
         </w:rPr>
-        <w:t>相应的离子反应方程式为</w:t>
-      </w:r>
-      <w:r>
-        <w:rPr>
-          <w:rFonts w:ascii="Times New Roman" w:hAnsi="Times New Roman" w:eastAsia="Times New Roman" w:cs="Times New Roman"/>
-        </w:rPr>
-        <w:t xml:space="preserve">_。</w:t>
+        <w:t xml:space="preserve"> pH = </w:t>
+      </w:r>
+      <w:r>
+        <w:rPr>
+          <w:rFonts w:hint="eastAsia" w:ascii="Times New Roman" w:hAnsi="Times New Roman" w:eastAsia="Times New Roman" w:cs="Times New Roman"/>
+          <w:b/>
+          <w:bCs/>
+          <w:i/>
+          <w:iCs/>
+        </w:rPr>
+        <w:t xml:space="preserve">5.2，</w:t>
+      </w:r>
+      <w:r>
+        <w:rPr>
+          <w:rFonts w:hint="eastAsia" w:ascii="Times New Roman" w:hAnsi="Times New Roman" w:eastAsia="Times New Roman" w:cs="Times New Roman"/>
+        </w:rPr>
+        <w:t>_、____</w:t>
+      </w:r>
+      <w:r>
+        <w:rPr>
+          <w:rFonts w:hint="eastAsia" w:ascii="Times New Roman" w:hAnsi="Times New Roman" w:eastAsia="FangSong" w:cs="Times New Roman"/>
+        </w:rPr>
+        <w:t>等形成氢氧化物沉淀</w:t>
+      </w:r>
+      <w:r>
+        <w:rPr>
+          <w:rFonts w:hint="eastAsia" w:ascii="Times New Roman" w:hAnsi="Times New Roman" w:eastAsia="Times New Roman" w:cs="Times New Roman"/>
+        </w:rPr>
+        <w:t>。</w:t>
       </w:r>
     </w:p>
     <w:p>
@@ -1878,55 +2105,89 @@
         <w:rPr>
           <w:rFonts w:hint="eastAsia" w:ascii="Times New Roman" w:hAnsi="Times New Roman" w:eastAsia="Times New Roman" w:cs="Times New Roman"/>
         </w:rPr>
-        <w:t>_</w:t>
-      </w:r>
-      <w:r>
-        <w:rPr>
-          <w:rFonts w:hint="eastAsia" w:ascii="Times New Roman" w:hAnsi="Times New Roman" w:eastAsia="FangSong" w:cs="Times New Roman"/>
-          <w:b/>
-          <w:bCs/>
-          <w:i/>
-          <w:iCs/>
-        </w:rPr>
-        <w:t xml:space="preserve">调节浸出液的</w:t>
-      </w:r>
-      <w:r>
-        <w:rPr>
-          <w:rFonts w:ascii="Times New Roman" w:hAnsi="Times New Roman" w:eastAsia="Times New Roman" w:cs="Times New Roman"/>
-          <w:b/>
-          <w:bCs/>
-          <w:i/>
-          <w:iCs/>
-        </w:rPr>
-        <w:t xml:space="preserve"> pH = </w:t>
-      </w:r>
-      <w:r>
-        <w:rPr>
-          <w:rFonts w:hint="eastAsia" w:ascii="Times New Roman" w:hAnsi="Times New Roman" w:eastAsia="Times New Roman" w:cs="Times New Roman"/>
-          <w:b/>
-          <w:bCs/>
-          <w:i/>
-          <w:iCs/>
-        </w:rPr>
-        <w:t xml:space="preserve">5.2，</w:t>
-      </w:r>
-      <w:r>
-        <w:rPr>
-          <w:rFonts w:hint="eastAsia" w:ascii="Times New Roman" w:hAnsi="Times New Roman" w:eastAsia="Times New Roman" w:cs="Times New Roman"/>
-        </w:rPr>
-        <w:t>_、____</w:t>
-      </w:r>
-      <w:r>
-        <w:rPr>
-          <w:rFonts w:hint="eastAsia" w:ascii="Times New Roman" w:hAnsi="Times New Roman" w:eastAsia="FangSong" w:cs="Times New Roman"/>
-        </w:rPr>
-        <w:t>等形成氢氧化物沉淀</w:t>
-      </w:r>
-      <w:r>
-        <w:rPr>
-          <w:rFonts w:hint="eastAsia" w:ascii="Times New Roman" w:hAnsi="Times New Roman" w:eastAsia="Times New Roman" w:cs="Times New Roman"/>
-        </w:rPr>
-        <w:t>。</w:t>
+        <w:t>____</w:t>
+      </w:r>
+      <w:r>
+        <w:rPr>
+          <w:rFonts w:hint="eastAsia" w:ascii="Times New Roman" w:hAnsi="Times New Roman" w:eastAsia="FangSong" w:cs="Times New Roman"/>
+        </w:rPr>
+        <w:t>除去</w:t>
+      </w:r>
+      <w:r>
+        <w:rPr>
+          <w:rFonts w:ascii="Times New Roman" w:hAnsi="Times New Roman" w:eastAsia="Times New Roman" w:cs="Times New Roman"/>
+        </w:rPr>
+        <w:t xml:space="preserve"> </w:t>
+      </w:r>
+      <m:oMath>
+        <m:r>
+          <m:t>C</m:t>
+        </m:r>
+        <m:sSup>
+          <m:e>
+            <m:r>
+              <m:t>u</m:t>
+            </m:r>
+          </m:e>
+          <m:sup>
+            <m:r>
+              <m:t>2</m:t>
+            </m:r>
+            <m:r>
+              <m:rPr>
+                <m:sty m:val="p"/>
+              </m:rPr>
+              <m:t>+</m:t>
+            </m:r>
+          </m:sup>
+        </m:sSup>
+      </m:oMath>
+      <w:r>
+        <w:rPr>
+          <w:rFonts w:ascii="Times New Roman" w:hAnsi="Times New Roman" w:eastAsia="Times New Roman" w:cs="Times New Roman"/>
+        </w:rPr>
+        <w:t xml:space="preserve"> </w:t>
+      </w:r>
+      <w:r>
+        <w:rPr>
+          <w:rFonts w:hint="eastAsia" w:ascii="Times New Roman" w:hAnsi="Times New Roman" w:eastAsia="FangSong" w:cs="Times New Roman"/>
+        </w:rPr>
+        <w:t xml:space="preserve">和</w:t>
+      </w:r>
+      <w:r>
+        <w:rPr>
+          <w:rFonts w:ascii="Times New Roman" w:hAnsi="Times New Roman" w:eastAsia="Times New Roman" w:cs="Times New Roman"/>
+        </w:rPr>
+        <w:t xml:space="preserve"> </w:t>
+      </w:r>
+      <m:oMath>
+        <m:r>
+          <m:t>C</m:t>
+        </m:r>
+        <m:sSup>
+          <m:e>
+            <m:r>
+              <m:t>d</m:t>
+            </m:r>
+          </m:e>
+          <m:sup>
+            <m:r>
+              <m:t>2</m:t>
+            </m:r>
+            <m:r>
+              <m:rPr>
+                <m:sty m:val="p"/>
+              </m:rPr>
+              <m:t>+</m:t>
+            </m:r>
+          </m:sup>
+        </m:sSup>
+      </m:oMath>
+      <w:r>
+        <w:rPr>
+          <w:rFonts w:ascii="Times New Roman" w:hAnsi="Times New Roman" w:eastAsia="Times New Roman" w:cs="Times New Roman"/>
+        </w:rPr>
+        <w:t xml:space="preserve">。</w:t>
       </w:r>
     </w:p>
     <w:p>
@@ -1958,90 +2219,33 @@
         <w:rPr>
           <w:rFonts w:ascii="Times New Roman" w:hAnsi="Times New Roman" w:eastAsia="Times New Roman" w:cs="Times New Roman"/>
         </w:rPr>
-        <w:t xml:space="preserve"> Cu</w:t>
-      </w:r>
-      <w:r>
-        <w:rPr>
-          <w:rFonts w:ascii="Times New Roman" w:hAnsi="Times New Roman" w:eastAsia="Times New Roman" w:cs="Times New Roman"/>
-          <w:vertAlign w:val="superscript"/>
-        </w:rPr>
-        <w:t>2+</w:t>
-      </w:r>
-      <w:r>
-        <w:rPr>
-          <w:rFonts w:ascii="Times New Roman" w:hAnsi="Times New Roman" w:eastAsia="Times New Roman" w:cs="Times New Roman"/>
-        </w:rPr>
-        <w:t xml:space="preserve"> </w:t>
-      </w:r>
-      <w:r>
-        <w:rPr>
-          <w:rFonts w:hint="eastAsia" w:ascii="Times New Roman" w:hAnsi="Times New Roman" w:eastAsia="FangSong" w:cs="Times New Roman"/>
-        </w:rPr>
-        <w:t xml:space="preserve">和</w:t>
-      </w:r>
-      <w:r>
-        <w:rPr>
-          <w:rFonts w:ascii="Times New Roman" w:hAnsi="Times New Roman" w:eastAsia="Times New Roman" w:cs="Times New Roman"/>
-        </w:rPr>
-        <w:t xml:space="preserve"> Cd</w:t>
-      </w:r>
-      <w:r>
-        <w:rPr>
-          <w:rFonts w:ascii="Times New Roman" w:hAnsi="Times New Roman" w:eastAsia="Times New Roman" w:cs="Times New Roman"/>
-          <w:vertAlign w:val="superscript"/>
-        </w:rPr>
-        <w:t>2+</w:t>
-      </w:r>
-      <w:r>
-        <w:rPr>
-          <w:rFonts w:ascii="Times New Roman" w:hAnsi="Times New Roman" w:eastAsia="Times New Roman" w:cs="Times New Roman"/>
-        </w:rPr>
-        <w:t>。</w:t>
-      </w:r>
-    </w:p>
-    <w:p>
-      <w:pPr>
-        <w:numPr>
-          <w:ilvl w:val="0"/>
-          <w:numId w:val="1002"/>
-        </w:numPr>
-      </w:pPr>
-      <w:r>
-        <w:rPr>
-          <w:rFonts w:hint="eastAsia" w:ascii="Times New Roman" w:hAnsi="Times New Roman" w:eastAsia="FangSong" w:cs="Times New Roman"/>
-        </w:rPr>
-        <w:t>用</w:t>
-      </w:r>
-      <w:r>
-        <w:rPr>
-          <w:rFonts w:hint="eastAsia" w:ascii="Times New Roman" w:hAnsi="Times New Roman" w:eastAsia="Times New Roman" w:cs="Times New Roman"/>
-        </w:rPr>
-        <w:t>____</w:t>
-      </w:r>
-      <w:r>
-        <w:rPr>
-          <w:rFonts w:hint="eastAsia" w:ascii="Times New Roman" w:hAnsi="Times New Roman" w:eastAsia="FangSong" w:cs="Times New Roman"/>
-        </w:rPr>
-        <w:t>除去</w:t>
-      </w:r>
-      <w:r>
-        <w:rPr>
-          <w:rFonts w:ascii="Times New Roman" w:hAnsi="Times New Roman" w:eastAsia="Times New Roman" w:cs="Times New Roman"/>
-        </w:rPr>
-        <w:t xml:space="preserve"> Cl</w:t>
-      </w:r>
-      <w:r>
-        <w:rPr>
-          <w:rFonts w:ascii="Times New Roman" w:hAnsi="Times New Roman" w:eastAsia="Times New Roman" w:cs="Times New Roman"/>
-          <w:vertAlign w:val="superscript"/>
-        </w:rPr>
-        <w:t>-</w:t>
-      </w:r>
-      <w:r>
-        <w:rPr>
-          <w:rFonts w:ascii="Times New Roman" w:hAnsi="Times New Roman" w:eastAsia="Times New Roman" w:cs="Times New Roman"/>
-        </w:rPr>
-        <w:t>。</w:t>
+        <w:t xml:space="preserve"> </w:t>
+      </w:r>
+      <m:oMath>
+        <m:r>
+          <m:t>C</m:t>
+        </m:r>
+        <m:sSup>
+          <m:e>
+            <m:r>
+              <m:t>l</m:t>
+            </m:r>
+          </m:e>
+          <m:sup>
+            <m:r>
+              <m:rPr>
+                <m:sty m:val="p"/>
+              </m:rPr>
+              <m:t>−</m:t>
+            </m:r>
+          </m:sup>
+        </m:sSup>
+      </m:oMath>
+      <w:r>
+        <w:rPr>
+          <w:rFonts w:ascii="Times New Roman" w:hAnsi="Times New Roman" w:eastAsia="Times New Roman" w:cs="Times New Roman"/>
+        </w:rPr>
+        <w:t xml:space="preserve">。</w:t>
       </w:r>
     </w:p>
     <w:p>
@@ -2454,15 +2658,22 @@
         <w:rPr>
           <w:rFonts w:hint="eastAsia" w:ascii="Times New Roman" w:hAnsi="Times New Roman" w:eastAsia="Times New Roman" w:cs="Times New Roman"/>
         </w:rPr>
-        <w:t>，H</w:t>
-      </w:r>
-      <w:r>
-        <w:rPr>
-          <w:rFonts w:hint="eastAsia" w:ascii="Times New Roman" w:hAnsi="Times New Roman" w:eastAsia="Times New Roman" w:cs="Times New Roman"/>
-          <w:vertAlign w:val="subscript"/>
-        </w:rPr>
-        <w:t>2</w:t>
-      </w:r>
+        <w:t>，</w:t>
+      </w:r>
+      <m:oMath>
+        <m:sSub>
+          <m:e>
+            <m:r>
+              <m:t>H</m:t>
+            </m:r>
+          </m:e>
+          <m:sub>
+            <m:r>
+              <m:t>2</m:t>
+            </m:r>
+          </m:sub>
+        </m:sSub>
+      </m:oMath>
       <w:r>
         <w:rPr>
           <w:rFonts w:ascii="Times New Roman" w:hAnsi="Times New Roman" w:eastAsia="Times New Roman" w:cs="Times New Roman"/>
@@ -2479,15 +2690,22 @@
         <w:rPr>
           <w:rFonts w:ascii="Times New Roman" w:hAnsi="Times New Roman" w:eastAsia="Times New Roman" w:cs="Times New Roman"/>
         </w:rPr>
-        <w:t xml:space="preserve"> O</w:t>
-      </w:r>
-      <w:r>
-        <w:rPr>
-          <w:rFonts w:ascii="Times New Roman" w:hAnsi="Times New Roman" w:eastAsia="Times New Roman" w:cs="Times New Roman"/>
-          <w:vertAlign w:val="subscript"/>
-        </w:rPr>
-        <w:t>2</w:t>
-      </w:r>
+        <w:t xml:space="preserve"> </w:t>
+      </w:r>
+      <m:oMath>
+        <m:sSub>
+          <m:e>
+            <m:r>
+              <m:t>O</m:t>
+            </m:r>
+          </m:e>
+          <m:sub>
+            <m:r>
+              <m:t>2</m:t>
+            </m:r>
+          </m:sub>
+        </m:sSub>
+      </m:oMath>
       <w:r>
         <w:rPr>
           <w:rFonts w:ascii="Times New Roman" w:hAnsi="Times New Roman" w:eastAsia="Times New Roman" w:cs="Times New Roman"/>
@@ -2915,128 +3133,7 @@
         <w:rPr>
           <w:rFonts w:ascii="Times New Roman" w:hAnsi="Times New Roman" w:eastAsia="Times New Roman" w:cs="Times New Roman"/>
         </w:rPr>
-        <w:t xml:space="preserve"> 224 L </w:t>
-      </w:r>
-      <w:r>
-        <w:rPr>
-          <w:rFonts w:hint="eastAsia" w:ascii="Times New Roman" w:hAnsi="Times New Roman" w:eastAsia="Times New Roman" w:cs="Times New Roman"/>
-        </w:rPr>
-        <w:t>H</w:t>
-      </w:r>
-      <w:r>
-        <w:rPr>
-          <w:rFonts w:hint="eastAsia" w:ascii="Times New Roman" w:hAnsi="Times New Roman" w:eastAsia="Times New Roman" w:cs="Times New Roman"/>
-          <w:vertAlign w:val="subscript"/>
-        </w:rPr>
-        <w:t>2</w:t>
-      </w:r>
-      <w:r>
-        <w:rPr>
-          <w:rFonts w:hint="eastAsia" w:ascii="Times New Roman" w:hAnsi="Times New Roman" w:eastAsia="Times New Roman" w:cs="Times New Roman"/>
-        </w:rPr>
-        <w:t>（</w:t>
-      </w:r>
-      <w:r>
-        <w:rPr>
-          <w:rFonts w:hint="eastAsia" w:ascii="Times New Roman" w:hAnsi="Times New Roman" w:eastAsia="FangSong" w:cs="Times New Roman"/>
-        </w:rPr>
-        <w:t>标准状况</w:t>
-      </w:r>
-      <w:r>
-        <w:rPr>
-          <w:rFonts w:hint="eastAsia" w:ascii="Times New Roman" w:hAnsi="Times New Roman" w:eastAsia="Times New Roman" w:cs="Times New Roman"/>
-        </w:rPr>
-        <w:t>），</w:t>
-      </w:r>
-      <w:r>
-        <w:rPr>
-          <w:rFonts w:hint="eastAsia" w:ascii="Times New Roman" w:hAnsi="Times New Roman" w:eastAsia="FangSong" w:cs="Times New Roman"/>
-        </w:rPr>
-        <w:t>生成的</w:t>
-      </w:r>
-      <w:r>
-        <w:rPr>
-          <w:rFonts w:ascii="Times New Roman" w:hAnsi="Times New Roman" w:eastAsia="Times New Roman" w:cs="Times New Roman"/>
-        </w:rPr>
-        <w:t xml:space="preserve"> LiH </w:t>
-      </w:r>
-      <w:r>
-        <w:rPr>
-          <w:rFonts w:hint="eastAsia" w:ascii="Times New Roman" w:hAnsi="Times New Roman" w:eastAsia="FangSong" w:cs="Times New Roman"/>
-        </w:rPr>
-        <w:t xml:space="preserve">的体积与被吸收的</w:t>
-      </w:r>
-      <w:r>
-        <w:rPr>
-          <w:rFonts w:ascii="Times New Roman" w:hAnsi="Times New Roman" w:eastAsia="Times New Roman" w:cs="Times New Roman"/>
-        </w:rPr>
-        <w:t xml:space="preserve"> H</w:t>
-      </w:r>
-      <w:r>
-        <w:rPr>
-          <w:rFonts w:ascii="Times New Roman" w:hAnsi="Times New Roman" w:eastAsia="Times New Roman" w:cs="Times New Roman"/>
-          <w:vertAlign w:val="subscript"/>
-        </w:rPr>
-        <w:t>2</w:t>
-      </w:r>
-      <w:r>
-        <w:rPr>
-          <w:rFonts w:ascii="Times New Roman" w:hAnsi="Times New Roman" w:eastAsia="Times New Roman" w:cs="Times New Roman"/>
-        </w:rPr>
-        <w:t xml:space="preserve"> </w:t>
-      </w:r>
-      <w:r>
-        <w:rPr>
-          <w:rFonts w:hint="eastAsia" w:ascii="Times New Roman" w:hAnsi="Times New Roman" w:eastAsia="FangSong" w:cs="Times New Roman"/>
-        </w:rPr>
-        <w:t>的体积比为</w:t>
-      </w:r>
-      <w:r>
-        <w:rPr>
-          <w:rFonts w:hint="eastAsia" w:ascii="Times New Roman" w:hAnsi="Times New Roman" w:eastAsia="Times New Roman" w:cs="Times New Roman"/>
-        </w:rPr>
-        <w:t>____。</w:t>
-      </w:r>
-    </w:p>
-    <w:p>
-      <w:pPr>
-        <w:pStyle w:val="BodyText"/>
-      </w:pPr>
-      <w:r>
-        <w:rPr>
-          <w:rFonts w:ascii="Times New Roman" w:hAnsi="Times New Roman" w:eastAsia="Times New Roman" w:cs="Times New Roman"/>
-        </w:rPr>
-        <w:t xml:space="preserve">③ </w:t>
-      </w:r>
-      <w:r>
-        <w:rPr>
-          <w:rFonts w:hint="eastAsia" w:ascii="Times New Roman" w:hAnsi="Times New Roman" w:eastAsia="FangSong" w:cs="Times New Roman"/>
-        </w:rPr>
-        <w:t>由</w:t>
-      </w:r>
-      <w:r>
-        <w:rPr>
-          <w:rFonts w:hint="eastAsia" w:ascii="Times New Roman" w:hAnsi="Times New Roman" w:eastAsia="Times New Roman" w:cs="Times New Roman"/>
-        </w:rPr>
-        <w:t>②</w:t>
-      </w:r>
-      <w:r>
-        <w:rPr>
-          <w:rFonts w:hint="eastAsia" w:ascii="Times New Roman" w:hAnsi="Times New Roman" w:eastAsia="FangSong" w:cs="Times New Roman"/>
-        </w:rPr>
-        <w:t>生成的</w:t>
-      </w:r>
-      <w:r>
-        <w:rPr>
-          <w:rFonts w:ascii="Times New Roman" w:hAnsi="Times New Roman" w:eastAsia="Times New Roman" w:cs="Times New Roman"/>
-        </w:rPr>
-        <w:t xml:space="preserve"> LiH </w:t>
-      </w:r>
-      <w:r>
-        <w:rPr>
-          <w:rFonts w:hint="eastAsia" w:ascii="Times New Roman" w:hAnsi="Times New Roman" w:eastAsia="FangSong" w:cs="Times New Roman"/>
-        </w:rPr>
-        <w:t xml:space="preserve">与</w:t>
+        <w:t xml:space="preserve"> 224 L</w:t>
       </w:r>
       <w:r>
         <w:rPr>
@@ -3057,6 +3154,141 @@
             </m:r>
           </m:sub>
         </m:sSub>
+      </m:oMath>
+      <w:r>
+        <w:rPr>
+          <w:rFonts w:hint="eastAsia" w:ascii="Times New Roman" w:hAnsi="Times New Roman" w:eastAsia="Times New Roman" w:cs="Times New Roman"/>
+        </w:rPr>
+        <w:t>（</w:t>
+      </w:r>
+      <w:r>
+        <w:rPr>
+          <w:rFonts w:hint="eastAsia" w:ascii="Times New Roman" w:hAnsi="Times New Roman" w:eastAsia="FangSong" w:cs="Times New Roman"/>
+        </w:rPr>
+        <w:t>标准状况</w:t>
+      </w:r>
+      <w:r>
+        <w:rPr>
+          <w:rFonts w:hint="eastAsia" w:ascii="Times New Roman" w:hAnsi="Times New Roman" w:eastAsia="Times New Roman" w:cs="Times New Roman"/>
+        </w:rPr>
+        <w:t>），</w:t>
+      </w:r>
+      <w:r>
+        <w:rPr>
+          <w:rFonts w:hint="eastAsia" w:ascii="Times New Roman" w:hAnsi="Times New Roman" w:eastAsia="FangSong" w:cs="Times New Roman"/>
+        </w:rPr>
+        <w:t>生成的</w:t>
+      </w:r>
+      <w:r>
+        <w:rPr>
+          <w:rFonts w:ascii="Times New Roman" w:hAnsi="Times New Roman" w:eastAsia="Times New Roman" w:cs="Times New Roman"/>
+        </w:rPr>
+        <w:t xml:space="preserve"> LiH </w:t>
+      </w:r>
+      <w:r>
+        <w:rPr>
+          <w:rFonts w:hint="eastAsia" w:ascii="Times New Roman" w:hAnsi="Times New Roman" w:eastAsia="FangSong" w:cs="Times New Roman"/>
+        </w:rPr>
+        <w:t xml:space="preserve">的体积与被吸收的</w:t>
+      </w:r>
+      <w:r>
+        <w:rPr>
+          <w:rFonts w:ascii="Times New Roman" w:hAnsi="Times New Roman" w:eastAsia="Times New Roman" w:cs="Times New Roman"/>
+        </w:rPr>
+        <w:t xml:space="preserve"> </w:t>
+      </w:r>
+      <m:oMath>
+        <m:sSub>
+          <m:e>
+            <m:r>
+              <m:t>H</m:t>
+            </m:r>
+          </m:e>
+          <m:sub>
+            <m:r>
+              <m:t>2</m:t>
+            </m:r>
+          </m:sub>
+        </m:sSub>
+      </m:oMath>
+      <w:r>
+        <w:rPr>
+          <w:rFonts w:ascii="Times New Roman" w:hAnsi="Times New Roman" w:eastAsia="Times New Roman" w:cs="Times New Roman"/>
+        </w:rPr>
+        <w:t xml:space="preserve"> </w:t>
+      </w:r>
+      <w:r>
+        <w:rPr>
+          <w:rFonts w:hint="eastAsia" w:ascii="Times New Roman" w:hAnsi="Times New Roman" w:eastAsia="FangSong" w:cs="Times New Roman"/>
+        </w:rPr>
+        <w:t>的体积比为</w:t>
+      </w:r>
+      <w:r>
+        <w:rPr>
+          <w:rFonts w:hint="eastAsia" w:ascii="Times New Roman" w:hAnsi="Times New Roman" w:eastAsia="Times New Roman" w:cs="Times New Roman"/>
+        </w:rPr>
+        <w:t>____。</w:t>
+      </w:r>
+    </w:p>
+    <w:p>
+      <w:pPr>
+        <w:pStyle w:val="BodyText"/>
+      </w:pPr>
+      <w:r>
+        <w:rPr>
+          <w:rFonts w:ascii="Times New Roman" w:hAnsi="Times New Roman" w:eastAsia="Times New Roman" w:cs="Times New Roman"/>
+        </w:rPr>
+        <w:t xml:space="preserve">③ </w:t>
+      </w:r>
+      <w:r>
+        <w:rPr>
+          <w:rFonts w:hint="eastAsia" w:ascii="Times New Roman" w:hAnsi="Times New Roman" w:eastAsia="FangSong" w:cs="Times New Roman"/>
+        </w:rPr>
+        <w:t>由</w:t>
+      </w:r>
+      <w:r>
+        <w:rPr>
+          <w:rFonts w:hint="eastAsia" w:ascii="Times New Roman" w:hAnsi="Times New Roman" w:eastAsia="Times New Roman" w:cs="Times New Roman"/>
+        </w:rPr>
+        <w:t>②</w:t>
+      </w:r>
+      <w:r>
+        <w:rPr>
+          <w:rFonts w:hint="eastAsia" w:ascii="Times New Roman" w:hAnsi="Times New Roman" w:eastAsia="FangSong" w:cs="Times New Roman"/>
+        </w:rPr>
+        <w:t>生成的</w:t>
+      </w:r>
+      <w:r>
+        <w:rPr>
+          <w:rFonts w:ascii="Times New Roman" w:hAnsi="Times New Roman" w:eastAsia="Times New Roman" w:cs="Times New Roman"/>
+        </w:rPr>
+        <w:t xml:space="preserve"> LiH </w:t>
+      </w:r>
+      <w:r>
+        <w:rPr>
+          <w:rFonts w:hint="eastAsia" w:ascii="Times New Roman" w:hAnsi="Times New Roman" w:eastAsia="FangSong" w:cs="Times New Roman"/>
+        </w:rPr>
+        <w:t xml:space="preserve">与</w:t>
+      </w:r>
+      <w:r>
+        <w:rPr>
+          <w:rFonts w:ascii="Times New Roman" w:hAnsi="Times New Roman" w:eastAsia="Times New Roman" w:cs="Times New Roman"/>
+        </w:rPr>
+        <w:t xml:space="preserve"> </w:t>
+      </w:r>
+      <m:oMath>
+        <m:sSub>
+          <m:e>
+            <m:r>
+              <m:t>H</m:t>
+            </m:r>
+          </m:e>
+          <m:sub>
+            <m:r>
+              <m:t>2</m:t>
+            </m:r>
+          </m:sub>
+        </m:sSub>
         <m:r>
           <m:t>O</m:t>
         </m:r>
@@ -3077,15 +3309,22 @@
         <w:rPr>
           <w:rFonts w:ascii="Times New Roman" w:hAnsi="Times New Roman" w:eastAsia="Times New Roman" w:cs="Times New Roman"/>
         </w:rPr>
-        <w:t xml:space="preserve"> H</w:t>
-      </w:r>
-      <w:r>
-        <w:rPr>
-          <w:rFonts w:ascii="Times New Roman" w:hAnsi="Times New Roman" w:eastAsia="Times New Roman" w:cs="Times New Roman"/>
-          <w:vertAlign w:val="subscript"/>
-        </w:rPr>
-        <w:t>2</w:t>
-      </w:r>
+        <w:t xml:space="preserve"> </w:t>
+      </w:r>
+      <m:oMath>
+        <m:sSub>
+          <m:e>
+            <m:r>
+              <m:t>H</m:t>
+            </m:r>
+          </m:e>
+          <m:sub>
+            <m:r>
+              <m:t>2</m:t>
+            </m:r>
+          </m:sub>
+        </m:sSub>
+      </m:oMath>
       <w:r>
         <w:rPr>
           <w:rFonts w:ascii="Times New Roman" w:hAnsi="Times New Roman" w:eastAsia="Times New Roman" w:cs="Times New Roman"/>
@@ -3297,15 +3536,28 @@
         <w:rPr>
           <w:rFonts w:ascii="Times New Roman" w:hAnsi="Times New Roman" w:eastAsia="Times New Roman" w:cs="Times New Roman"/>
         </w:rPr>
-        <w:t xml:space="preserve"> TiO</w:t>
-      </w:r>
-      <w:r>
-        <w:rPr>
-          <w:rFonts w:ascii="Times New Roman" w:hAnsi="Times New Roman" w:eastAsia="Times New Roman" w:cs="Times New Roman"/>
-          <w:vertAlign w:val="subscript"/>
-        </w:rPr>
-        <w:t>2</w:t>
-      </w:r>
+        <w:t xml:space="preserve"> </w:t>
+      </w:r>
+      <m:oMath>
+        <m:r>
+          <m:t>T</m:t>
+        </m:r>
+        <m:r>
+          <m:t>i</m:t>
+        </m:r>
+        <m:sSub>
+          <m:e>
+            <m:r>
+              <m:t>O</m:t>
+            </m:r>
+          </m:e>
+          <m:sub>
+            <m:r>
+              <m:t>2</m:t>
+            </m:r>
+          </m:sub>
+        </m:sSub>
+      </m:oMath>
       <w:r>
         <w:rPr>
           <w:rFonts w:ascii="Times New Roman" w:hAnsi="Times New Roman" w:eastAsia="Times New Roman" w:cs="Times New Roman"/>
@@ -5052,19 +5304,29 @@
         </w:rPr>
         <w:t xml:space="preserve"> </w:t>
       </w:r>
-      <w:r>
-        <w:rPr>
-          <w:rFonts w:hint="eastAsia" w:ascii="Times New Roman" w:hAnsi="Times New Roman" w:eastAsia="Times New Roman" w:cs="Times New Roman"/>
-        </w:rPr>
-        <w:t>Cu</w:t>
-      </w:r>
-      <w:r>
-        <w:rPr>
-          <w:rFonts w:hint="eastAsia" w:ascii="Times New Roman" w:hAnsi="Times New Roman" w:eastAsia="Times New Roman" w:cs="Times New Roman"/>
-          <w:vertAlign w:val="superscript"/>
-        </w:rPr>
-        <w:t>2+</w:t>
-      </w:r>
+      <m:oMath>
+        <m:r>
+          <m:t>C</m:t>
+        </m:r>
+        <m:sSup>
+          <m:e>
+            <m:r>
+              <m:t>u</m:t>
+            </m:r>
+          </m:e>
+          <m:sup>
+            <m:r>
+              <m:t>2</m:t>
+            </m:r>
+            <m:r>
+              <m:rPr>
+                <m:sty m:val="p"/>
+              </m:rPr>
+              <m:t>+</m:t>
+            </m:r>
+          </m:sup>
+        </m:sSup>
+      </m:oMath>
       <w:r>
         <w:rPr>
           <w:rFonts w:hint="eastAsia" w:ascii="Times New Roman" w:hAnsi="Times New Roman" w:eastAsia="Times New Roman" w:cs="Times New Roman"/>
@@ -5177,19 +5439,29 @@
         </w:rPr>
         <w:t xml:space="preserve"> </w:t>
       </w:r>
-      <w:r>
-        <w:rPr>
-          <w:rFonts w:hint="eastAsia" w:ascii="Times New Roman" w:hAnsi="Times New Roman" w:eastAsia="Times New Roman" w:cs="Times New Roman"/>
-        </w:rPr>
-        <w:t>Cu</w:t>
-      </w:r>
-      <w:r>
-        <w:rPr>
-          <w:rFonts w:hint="eastAsia" w:ascii="Times New Roman" w:hAnsi="Times New Roman" w:eastAsia="Times New Roman" w:cs="Times New Roman"/>
-          <w:vertAlign w:val="superscript"/>
-        </w:rPr>
-        <w:t>2+</w:t>
-      </w:r>
+      <m:oMath>
+        <m:r>
+          <m:t>C</m:t>
+        </m:r>
+        <m:sSup>
+          <m:e>
+            <m:r>
+              <m:t>u</m:t>
+            </m:r>
+          </m:e>
+          <m:sup>
+            <m:r>
+              <m:t>2</m:t>
+            </m:r>
+            <m:r>
+              <m:rPr>
+                <m:sty m:val="p"/>
+              </m:rPr>
+              <m:t>+</m:t>
+            </m:r>
+          </m:sup>
+        </m:sSup>
+      </m:oMath>
       <w:r>
         <w:rPr>
           <w:rFonts w:hint="eastAsia" w:ascii="Times New Roman" w:hAnsi="Times New Roman" w:eastAsia="Times New Roman" w:cs="Times New Roman"/>
@@ -6088,15 +6360,31 @@
         <w:rPr>
           <w:rFonts w:ascii="Times New Roman" w:hAnsi="Times New Roman" w:eastAsia="Times New Roman" w:cs="Times New Roman"/>
         </w:rPr>
-        <w:t xml:space="preserve"> Ca</w:t>
-      </w:r>
-      <w:r>
-        <w:rPr>
-          <w:rFonts w:ascii="Times New Roman" w:hAnsi="Times New Roman" w:eastAsia="Times New Roman" w:cs="Times New Roman"/>
-          <w:vertAlign w:val="superscript"/>
-        </w:rPr>
-        <w:t>2+</w:t>
-      </w:r>
+        <w:t xml:space="preserve"> </w:t>
+      </w:r>
+      <m:oMath>
+        <m:r>
+          <m:t>C</m:t>
+        </m:r>
+        <m:sSup>
+          <m:e>
+            <m:r>
+              <m:t>a</m:t>
+            </m:r>
+          </m:e>
+          <m:sup>
+            <m:r>
+              <m:t>2</m:t>
+            </m:r>
+            <m:r>
+              <m:rPr>
+                <m:sty m:val="p"/>
+              </m:rPr>
+              <m:t>+</m:t>
+            </m:r>
+          </m:sup>
+        </m:sSup>
+      </m:oMath>
       <w:r>
         <w:rPr>
           <w:rFonts w:ascii="Times New Roman" w:hAnsi="Times New Roman" w:eastAsia="Times New Roman" w:cs="Times New Roman"/>
@@ -6125,15 +6413,28 @@
         <w:rPr>
           <w:rFonts w:ascii="Times New Roman" w:hAnsi="Times New Roman" w:eastAsia="Times New Roman" w:cs="Times New Roman"/>
         </w:rPr>
-        <w:t xml:space="preserve"> OH</w:t>
-      </w:r>
-      <w:r>
-        <w:rPr>
-          <w:rFonts w:ascii="Times New Roman" w:hAnsi="Times New Roman" w:eastAsia="Times New Roman" w:cs="Times New Roman"/>
-          <w:vertAlign w:val="superscript"/>
-        </w:rPr>
-        <w:t>-</w:t>
-      </w:r>
+        <w:t xml:space="preserve"> </w:t>
+      </w:r>
+      <m:oMath>
+        <m:r>
+          <m:t>O</m:t>
+        </m:r>
+        <m:sSup>
+          <m:e>
+            <m:r>
+              <m:t>H</m:t>
+            </m:r>
+          </m:e>
+          <m:sup>
+            <m:r>
+              <m:rPr>
+                <m:sty m:val="p"/>
+              </m:rPr>
+              <m:t>−</m:t>
+            </m:r>
+          </m:sup>
+        </m:sSup>
+      </m:oMath>
       <w:r>
         <w:rPr>
           <w:rFonts w:ascii="Times New Roman" w:hAnsi="Times New Roman" w:eastAsia="Times New Roman" w:cs="Times New Roman"/>
@@ -9765,10 +10066,7 @@
             </m:e>
             <m:sub>
               <m:r>
-                <m:t>1</m:t>
-              </m:r>
-              <m:r>
-                <m:t>5</m:t>
+                <m:t>15</m:t>
               </m:r>
             </m:sub>
           </m:sSub>
@@ -9783,10 +10081,7 @@
             </m:e>
             <m:sub>
               <m:r>
-                <m:t>2</m:t>
-              </m:r>
-              <m:r>
-                <m:t>8</m:t>
+                <m:t>28</m:t>
               </m:r>
             </m:sub>
           </m:sSub>
@@ -10102,10 +10397,7 @@
             </m:e>
             <m:sub>
               <m:r>
-                <m:t>1</m:t>
-              </m:r>
-              <m:r>
-                <m:t>5</m:t>
+                <m:t>15</m:t>
               </m:r>
             </m:sub>
           </m:sSub>
@@ -10120,10 +10412,7 @@
             </m:e>
             <m:sub>
               <m:r>
-                <m:t>2</m:t>
-              </m:r>
-              <m:r>
-                <m:t>6</m:t>
+                <m:t>26</m:t>
               </m:r>
             </m:sub>
           </m:sSub>
@@ -11011,15 +11300,22 @@
         <w:rPr>
           <w:rFonts w:ascii="Times New Roman" w:hAnsi="Times New Roman" w:eastAsia="Times New Roman" w:cs="Times New Roman"/>
         </w:rPr>
-        <w:t xml:space="preserve"> O</w:t>
-      </w:r>
-      <w:r>
-        <w:rPr>
-          <w:rFonts w:ascii="Times New Roman" w:hAnsi="Times New Roman" w:eastAsia="Times New Roman" w:cs="Times New Roman"/>
-          <w:vertAlign w:val="subscript"/>
-        </w:rPr>
-        <w:t>2</w:t>
-      </w:r>
+        <w:t xml:space="preserve"> </w:t>
+      </w:r>
+      <m:oMath>
+        <m:sSub>
+          <m:e>
+            <m:r>
+              <m:t>O</m:t>
+            </m:r>
+          </m:e>
+          <m:sub>
+            <m:r>
+              <m:t>2</m:t>
+            </m:r>
+          </m:sub>
+        </m:sSub>
+      </m:oMath>
       <w:r>
         <w:rPr>
           <w:rFonts w:ascii="Times New Roman" w:hAnsi="Times New Roman" w:eastAsia="Times New Roman" w:cs="Times New Roman"/>
@@ -11241,11 +11537,22 @@
           </m:e>
           <m:lim>
             <m:r>
+              <m:t>H</m:t>
+            </m:r>
+            <m:r>
+              <m:t>2</m:t>
+            </m:r>
+            <m:r>
               <m:rPr>
-                <m:nor/>
                 <m:sty m:val="p"/>
               </m:rPr>
-              <m:t>H2,△</m:t>
+              <m:t>,</m:t>
+            </m:r>
+            <m:r>
+              <m:rPr>
+                <m:sty m:val="p"/>
+              </m:rPr>
+              <m:t>△</m:t>
             </m:r>
           </m:lim>
         </m:limUpp>
@@ -11284,12 +11591,20 @@
           </m:e>
           <m:lim>
             <m:r>
-              <m:rPr>
-                <m:nor/>
-                <m:sty m:val="p"/>
-              </m:rPr>
-              <m:t>Br2</m:t>
-            </m:r>
+              <m:t>B</m:t>
+            </m:r>
+            <m:sSub>
+              <m:e>
+                <m:r>
+                  <m:t>r</m:t>
+                </m:r>
+              </m:e>
+              <m:sub>
+                <m:r>
+                  <m:t>2</m:t>
+                </m:r>
+              </m:sub>
+            </m:sSub>
           </m:lim>
         </m:limUpp>
         <m:r>
@@ -12445,15 +12760,31 @@
         <w:rPr>
           <w:rFonts w:ascii="Times New Roman" w:hAnsi="Times New Roman" w:eastAsia="Times New Roman" w:cs="Times New Roman"/>
         </w:rPr>
-        <w:t xml:space="preserve"> ZnCl</w:t>
-      </w:r>
-      <w:r>
-        <w:rPr>
-          <w:rFonts w:ascii="Times New Roman" w:hAnsi="Times New Roman" w:eastAsia="Times New Roman" w:cs="Times New Roman"/>
-          <w:vertAlign w:val="subscript"/>
-        </w:rPr>
-        <w:t>2</w:t>
-      </w:r>
+        <w:t xml:space="preserve"> </w:t>
+      </w:r>
+      <m:oMath>
+        <m:r>
+          <m:t>Z</m:t>
+        </m:r>
+        <m:r>
+          <m:t>n</m:t>
+        </m:r>
+        <m:r>
+          <m:t>C</m:t>
+        </m:r>
+        <m:sSub>
+          <m:e>
+            <m:r>
+              <m:t>l</m:t>
+            </m:r>
+          </m:e>
+          <m:sub>
+            <m:r>
+              <m:t>2</m:t>
+            </m:r>
+          </m:sub>
+        </m:sSub>
+      </m:oMath>
       <w:r>
         <w:rPr>
           <w:rFonts w:ascii="Times New Roman" w:hAnsi="Times New Roman" w:eastAsia="Times New Roman" w:cs="Times New Roman"/>
@@ -12512,15 +12843,31 @@
         <w:rPr>
           <w:rFonts w:ascii="Times New Roman" w:hAnsi="Times New Roman" w:eastAsia="Times New Roman" w:cs="Times New Roman"/>
         </w:rPr>
-        <w:t xml:space="preserve"> ZnCl</w:t>
-      </w:r>
-      <w:r>
-        <w:rPr>
-          <w:rFonts w:ascii="Times New Roman" w:hAnsi="Times New Roman" w:eastAsia="Times New Roman" w:cs="Times New Roman"/>
-          <w:vertAlign w:val="subscript"/>
-        </w:rPr>
-        <w:t>2</w:t>
-      </w:r>
+        <w:t xml:space="preserve"> </w:t>
+      </w:r>
+      <m:oMath>
+        <m:r>
+          <m:t>Z</m:t>
+        </m:r>
+        <m:r>
+          <m:t>n</m:t>
+        </m:r>
+        <m:r>
+          <m:t>C</m:t>
+        </m:r>
+        <m:sSub>
+          <m:e>
+            <m:r>
+              <m:t>l</m:t>
+            </m:r>
+          </m:e>
+          <m:sub>
+            <m:r>
+              <m:t>2</m:t>
+            </m:r>
+          </m:sub>
+        </m:sSub>
+      </m:oMath>
       <w:r>
         <w:rPr>
           <w:rFonts w:ascii="Times New Roman" w:hAnsi="Times New Roman" w:eastAsia="Times New Roman" w:cs="Times New Roman"/>
@@ -12591,15 +12938,31 @@
         <w:rPr>
           <w:rFonts w:ascii="Times New Roman" w:hAnsi="Times New Roman" w:eastAsia="Times New Roman" w:cs="Times New Roman"/>
         </w:rPr>
-        <w:t xml:space="preserve"> ZnCl</w:t>
-      </w:r>
-      <w:r>
-        <w:rPr>
-          <w:rFonts w:ascii="Times New Roman" w:hAnsi="Times New Roman" w:eastAsia="Times New Roman" w:cs="Times New Roman"/>
-          <w:vertAlign w:val="subscript"/>
-        </w:rPr>
-        <w:t>2</w:t>
-      </w:r>
+        <w:t xml:space="preserve"> </w:t>
+      </w:r>
+      <m:oMath>
+        <m:r>
+          <m:t>Z</m:t>
+        </m:r>
+        <m:r>
+          <m:t>n</m:t>
+        </m:r>
+        <m:r>
+          <m:t>C</m:t>
+        </m:r>
+        <m:sSub>
+          <m:e>
+            <m:r>
+              <m:t>l</m:t>
+            </m:r>
+          </m:e>
+          <m:sub>
+            <m:r>
+              <m:t>2</m:t>
+            </m:r>
+          </m:sub>
+        </m:sSub>
+      </m:oMath>
       <w:r>
         <w:rPr>
           <w:rFonts w:ascii="Times New Roman" w:hAnsi="Times New Roman" w:eastAsia="Times New Roman" w:cs="Times New Roman"/>
@@ -12756,15 +13119,31 @@
         <w:rPr>
           <w:rFonts w:ascii="Times New Roman" w:hAnsi="Times New Roman" w:eastAsia="Times New Roman" w:cs="Times New Roman"/>
         </w:rPr>
-        <w:t xml:space="preserve"> ZnCl</w:t>
-      </w:r>
-      <w:r>
-        <w:rPr>
-          <w:rFonts w:ascii="Times New Roman" w:hAnsi="Times New Roman" w:eastAsia="Times New Roman" w:cs="Times New Roman"/>
-          <w:vertAlign w:val="subscript"/>
-        </w:rPr>
-        <w:t>2</w:t>
-      </w:r>
+        <w:t xml:space="preserve"> </w:t>
+      </w:r>
+      <m:oMath>
+        <m:r>
+          <m:t>Z</m:t>
+        </m:r>
+        <m:r>
+          <m:t>n</m:t>
+        </m:r>
+        <m:r>
+          <m:t>C</m:t>
+        </m:r>
+        <m:sSub>
+          <m:e>
+            <m:r>
+              <m:t>l</m:t>
+            </m:r>
+          </m:e>
+          <m:sub>
+            <m:r>
+              <m:t>2</m:t>
+            </m:r>
+          </m:sub>
+        </m:sSub>
+      </m:oMath>
       <w:r>
         <w:rPr>
           <w:rFonts w:ascii="Times New Roman" w:hAnsi="Times New Roman" w:eastAsia="Times New Roman" w:cs="Times New Roman"/>
@@ -19518,41 +19897,89 @@
         <w:rPr>
           <w:rFonts w:ascii="Times New Roman" w:hAnsi="Times New Roman" w:eastAsia="Times New Roman" w:cs="Times New Roman"/>
         </w:rPr>
-        <w:t xml:space="preserve"> Fe</w:t>
-      </w:r>
-      <w:r>
-        <w:rPr>
-          <w:rFonts w:ascii="Times New Roman" w:hAnsi="Times New Roman" w:eastAsia="Times New Roman" w:cs="Times New Roman"/>
-          <w:vertAlign w:val="superscript"/>
-        </w:rPr>
-        <w:t>3+</w:t>
-      </w:r>
-      <w:r>
-        <w:rPr>
-          <w:rFonts w:ascii="Times New Roman" w:hAnsi="Times New Roman" w:eastAsia="Times New Roman" w:cs="Times New Roman"/>
-        </w:rPr>
-        <w:t>、Fe</w:t>
-      </w:r>
-      <w:r>
-        <w:rPr>
-          <w:rFonts w:ascii="Times New Roman" w:hAnsi="Times New Roman" w:eastAsia="Times New Roman" w:cs="Times New Roman"/>
-          <w:vertAlign w:val="superscript"/>
-        </w:rPr>
-        <w:t>2+</w:t>
-      </w:r>
-      <w:r>
-        <w:rPr>
-          <w:rFonts w:ascii="Times New Roman" w:hAnsi="Times New Roman" w:eastAsia="Times New Roman" w:cs="Times New Roman"/>
-        </w:rPr>
-        <w:t>、Zn</w:t>
-      </w:r>
-      <w:r>
-        <w:rPr>
-          <w:rFonts w:ascii="Times New Roman" w:hAnsi="Times New Roman" w:eastAsia="Times New Roman" w:cs="Times New Roman"/>
-          <w:vertAlign w:val="superscript"/>
-        </w:rPr>
-        <w:t>2+</w:t>
-      </w:r>
+        <w:t xml:space="preserve"> </w:t>
+      </w:r>
+      <m:oMath>
+        <m:r>
+          <m:t>F</m:t>
+        </m:r>
+        <m:sSup>
+          <m:e>
+            <m:r>
+              <m:t>e</m:t>
+            </m:r>
+          </m:e>
+          <m:sup>
+            <m:r>
+              <m:t>3</m:t>
+            </m:r>
+            <m:r>
+              <m:rPr>
+                <m:sty m:val="p"/>
+              </m:rPr>
+              <m:t>+</m:t>
+            </m:r>
+          </m:sup>
+        </m:sSup>
+      </m:oMath>
+      <w:r>
+        <w:rPr>
+          <w:rFonts w:ascii="Times New Roman" w:hAnsi="Times New Roman" w:eastAsia="Times New Roman" w:cs="Times New Roman"/>
+        </w:rPr>
+        <w:t xml:space="preserve">、</w:t>
+      </w:r>
+      <m:oMath>
+        <m:r>
+          <m:t>F</m:t>
+        </m:r>
+        <m:sSup>
+          <m:e>
+            <m:r>
+              <m:t>e</m:t>
+            </m:r>
+          </m:e>
+          <m:sup>
+            <m:r>
+              <m:t>2</m:t>
+            </m:r>
+            <m:r>
+              <m:rPr>
+                <m:sty m:val="p"/>
+              </m:rPr>
+              <m:t>+</m:t>
+            </m:r>
+          </m:sup>
+        </m:sSup>
+      </m:oMath>
+      <w:r>
+        <w:rPr>
+          <w:rFonts w:ascii="Times New Roman" w:hAnsi="Times New Roman" w:eastAsia="Times New Roman" w:cs="Times New Roman"/>
+        </w:rPr>
+        <w:t xml:space="preserve">、</w:t>
+      </w:r>
+      <m:oMath>
+        <m:r>
+          <m:t>Z</m:t>
+        </m:r>
+        <m:sSup>
+          <m:e>
+            <m:r>
+              <m:t>n</m:t>
+            </m:r>
+          </m:e>
+          <m:sup>
+            <m:r>
+              <m:t>2</m:t>
+            </m:r>
+            <m:r>
+              <m:rPr>
+                <m:sty m:val="p"/>
+              </m:rPr>
+              <m:t>+</m:t>
+            </m:r>
+          </m:sup>
+        </m:sSup>
+      </m:oMath>
       <w:r>
         <w:rPr>
           <w:rFonts w:ascii="Times New Roman" w:hAnsi="Times New Roman" w:eastAsia="Times New Roman" w:cs="Times New Roman"/>
@@ -19617,28 +20044,60 @@
         <w:rPr>
           <w:rFonts w:ascii="Times New Roman" w:hAnsi="Times New Roman" w:eastAsia="Times New Roman" w:cs="Times New Roman"/>
         </w:rPr>
-        <w:t xml:space="preserve"> Fe</w:t>
-      </w:r>
-      <w:r>
-        <w:rPr>
-          <w:rFonts w:ascii="Times New Roman" w:hAnsi="Times New Roman" w:eastAsia="Times New Roman" w:cs="Times New Roman"/>
-          <w:vertAlign w:val="superscript"/>
-        </w:rPr>
-        <w:t>3+</w:t>
-      </w:r>
-      <w:r>
-        <w:rPr>
-          <w:rFonts w:ascii="Times New Roman" w:hAnsi="Times New Roman" w:eastAsia="Times New Roman" w:cs="Times New Roman"/>
-        </w:rPr>
-        <w:t>、Fe</w:t>
-      </w:r>
-      <w:r>
-        <w:rPr>
-          <w:rFonts w:ascii="Times New Roman" w:hAnsi="Times New Roman" w:eastAsia="Times New Roman" w:cs="Times New Roman"/>
-          <w:vertAlign w:val="superscript"/>
-        </w:rPr>
-        <w:t>2+</w:t>
-      </w:r>
+        <w:t xml:space="preserve"> </w:t>
+      </w:r>
+      <m:oMath>
+        <m:r>
+          <m:t>F</m:t>
+        </m:r>
+        <m:sSup>
+          <m:e>
+            <m:r>
+              <m:t>e</m:t>
+            </m:r>
+          </m:e>
+          <m:sup>
+            <m:r>
+              <m:t>3</m:t>
+            </m:r>
+            <m:r>
+              <m:rPr>
+                <m:sty m:val="p"/>
+              </m:rPr>
+              <m:t>+</m:t>
+            </m:r>
+          </m:sup>
+        </m:sSup>
+      </m:oMath>
+      <w:r>
+        <w:rPr>
+          <w:rFonts w:ascii="Times New Roman" w:hAnsi="Times New Roman" w:eastAsia="Times New Roman" w:cs="Times New Roman"/>
+        </w:rPr>
+        <w:t xml:space="preserve">、</w:t>
+      </w:r>
+      <m:oMath>
+        <m:r>
+          <m:t>F</m:t>
+        </m:r>
+        <m:sSup>
+          <m:e>
+            <m:r>
+              <m:t>e</m:t>
+            </m:r>
+          </m:e>
+          <m:sup>
+            <m:r>
+              <m:t>2</m:t>
+            </m:r>
+            <m:r>
+              <m:rPr>
+                <m:sty m:val="p"/>
+              </m:rPr>
+              <m:t>+</m:t>
+            </m:r>
+          </m:sup>
+        </m:sSup>
+      </m:oMath>
       <w:r>
         <w:rPr>
           <w:rFonts w:ascii="Times New Roman" w:hAnsi="Times New Roman" w:eastAsia="Times New Roman" w:cs="Times New Roman"/>
@@ -19736,28 +20195,66 @@
         <w:rPr>
           <w:rFonts w:ascii="Times New Roman" w:hAnsi="Times New Roman" w:eastAsia="Times New Roman" w:cs="Times New Roman"/>
         </w:rPr>
-        <w:t>C. KMnO</w:t>
-      </w:r>
-      <w:r>
-        <w:rPr>
-          <w:rFonts w:ascii="Times New Roman" w:hAnsi="Times New Roman" w:eastAsia="Times New Roman" w:cs="Times New Roman"/>
-          <w:vertAlign w:val="subscript"/>
-        </w:rPr>
-        <w:t>4</w:t>
-      </w:r>
-      <w:r>
-        <w:rPr>
-          <w:rFonts w:ascii="Times New Roman" w:hAnsi="Times New Roman" w:eastAsia="Times New Roman" w:cs="Times New Roman"/>
-        </w:rPr>
-        <w:t>、ZnCO</w:t>
-      </w:r>
-      <w:r>
-        <w:rPr>
-          <w:rFonts w:ascii="Times New Roman" w:hAnsi="Times New Roman" w:eastAsia="Times New Roman" w:cs="Times New Roman"/>
-          <w:vertAlign w:val="subscript"/>
-        </w:rPr>
-        <w:t>3</w:t>
-      </w:r>
+        <w:t xml:space="preserve">C.</w:t>
+      </w:r>
+      <w:r>
+        <w:rPr>
+          <w:rFonts w:ascii="Times New Roman" w:hAnsi="Times New Roman" w:eastAsia="Times New Roman" w:cs="Times New Roman"/>
+        </w:rPr>
+        <w:t xml:space="preserve"> </w:t>
+      </w:r>
+      <m:oMath>
+        <m:r>
+          <m:t>K</m:t>
+        </m:r>
+        <m:r>
+          <m:t>M</m:t>
+        </m:r>
+        <m:r>
+          <m:t>n</m:t>
+        </m:r>
+        <m:sSub>
+          <m:e>
+            <m:r>
+              <m:t>O</m:t>
+            </m:r>
+          </m:e>
+          <m:sub>
+            <m:r>
+              <m:t>4</m:t>
+            </m:r>
+          </m:sub>
+        </m:sSub>
+      </m:oMath>
+      <w:r>
+        <w:rPr>
+          <w:rFonts w:ascii="Times New Roman" w:hAnsi="Times New Roman" w:eastAsia="Times New Roman" w:cs="Times New Roman"/>
+        </w:rPr>
+        <w:t xml:space="preserve">、</w:t>
+      </w:r>
+      <m:oMath>
+        <m:r>
+          <m:t>Z</m:t>
+        </m:r>
+        <m:r>
+          <m:t>n</m:t>
+        </m:r>
+        <m:r>
+          <m:t>C</m:t>
+        </m:r>
+        <m:sSub>
+          <m:e>
+            <m:r>
+              <m:t>O</m:t>
+            </m:r>
+          </m:e>
+          <m:sub>
+            <m:r>
+              <m:t>3</m:t>
+            </m:r>
+          </m:sub>
+        </m:sSub>
+      </m:oMath>
     </w:p>
     <w:p>
       <w:pPr>
@@ -19960,19 +20457,26 @@
         </w:rPr>
         <w:t xml:space="preserve"> </w:t>
       </w:r>
-      <w:r>
-        <w:rPr>
-          <w:rFonts w:hint="eastAsia" w:ascii="Times New Roman" w:hAnsi="Times New Roman" w:eastAsia="Times New Roman" w:cs="Times New Roman"/>
-        </w:rPr>
-        <w:t>MCl</w:t>
-      </w:r>
-      <w:r>
-        <w:rPr>
-          <w:rFonts w:hint="eastAsia" w:ascii="Times New Roman" w:hAnsi="Times New Roman" w:eastAsia="Times New Roman" w:cs="Times New Roman"/>
-          <w:vertAlign w:val="subscript"/>
-        </w:rPr>
-        <w:t>2</w:t>
-      </w:r>
+      <m:oMath>
+        <m:r>
+          <m:t>M</m:t>
+        </m:r>
+        <m:r>
+          <m:t>C</m:t>
+        </m:r>
+        <m:sSub>
+          <m:e>
+            <m:r>
+              <m:t>l</m:t>
+            </m:r>
+          </m:e>
+          <m:sub>
+            <m:r>
+              <m:t>2</m:t>
+            </m:r>
+          </m:sub>
+        </m:sSub>
+      </m:oMath>
       <w:r>
         <w:rPr>
           <w:rFonts w:hint="eastAsia" w:ascii="Times New Roman" w:hAnsi="Times New Roman" w:eastAsia="Times New Roman" w:cs="Times New Roman"/>
@@ -19989,15 +20493,28 @@
         <w:rPr>
           <w:rFonts w:hint="eastAsia" w:ascii="Times New Roman" w:hAnsi="Times New Roman" w:eastAsia="Times New Roman" w:cs="Times New Roman"/>
         </w:rPr>
-        <w:t>，MCl</w:t>
-      </w:r>
-      <w:r>
-        <w:rPr>
-          <w:rFonts w:hint="eastAsia" w:ascii="Times New Roman" w:hAnsi="Times New Roman" w:eastAsia="Times New Roman" w:cs="Times New Roman"/>
-          <w:vertAlign w:val="subscript"/>
-        </w:rPr>
-        <w:t>2</w:t>
-      </w:r>
+        <w:t>，</w:t>
+      </w:r>
+      <m:oMath>
+        <m:r>
+          <m:t>M</m:t>
+        </m:r>
+        <m:r>
+          <m:t>C</m:t>
+        </m:r>
+        <m:sSub>
+          <m:e>
+            <m:r>
+              <m:t>l</m:t>
+            </m:r>
+          </m:e>
+          <m:sub>
+            <m:r>
+              <m:t>2</m:t>
+            </m:r>
+          </m:sub>
+        </m:sSub>
+      </m:oMath>
       <w:r>
         <w:rPr>
           <w:rFonts w:ascii="Times New Roman" w:hAnsi="Times New Roman" w:eastAsia="Times New Roman" w:cs="Times New Roman"/>
@@ -20270,15 +20787,22 @@
         <w:rPr>
           <w:rFonts w:ascii="Times New Roman" w:hAnsi="Times New Roman" w:eastAsia="Times New Roman" w:cs="Times New Roman"/>
         </w:rPr>
-        <w:t xml:space="preserve"> I</w:t>
-      </w:r>
-      <w:r>
-        <w:rPr>
-          <w:rFonts w:ascii="Times New Roman" w:hAnsi="Times New Roman" w:eastAsia="Times New Roman" w:cs="Times New Roman"/>
-          <w:vertAlign w:val="subscript"/>
-        </w:rPr>
-        <w:t>2</w:t>
-      </w:r>
+        <w:t xml:space="preserve"> </w:t>
+      </w:r>
+      <m:oMath>
+        <m:sSub>
+          <m:e>
+            <m:r>
+              <m:t>I</m:t>
+            </m:r>
+          </m:e>
+          <m:sub>
+            <m:r>
+              <m:t>2</m:t>
+            </m:r>
+          </m:sub>
+        </m:sSub>
+      </m:oMath>
       <w:r>
         <w:rPr>
           <w:rFonts w:ascii="Times New Roman" w:hAnsi="Times New Roman" w:eastAsia="Times New Roman" w:cs="Times New Roman"/>
@@ -20313,15 +20837,22 @@
         <w:rPr>
           <w:rFonts w:hint="eastAsia" w:ascii="Times New Roman" w:hAnsi="Times New Roman" w:eastAsia="Times New Roman" w:cs="Times New Roman"/>
         </w:rPr>
-        <w:t>NaF，I</w:t>
-      </w:r>
-      <w:r>
-        <w:rPr>
-          <w:rFonts w:hint="eastAsia" w:ascii="Times New Roman" w:hAnsi="Times New Roman" w:eastAsia="Times New Roman" w:cs="Times New Roman"/>
-          <w:vertAlign w:val="subscript"/>
-        </w:rPr>
-        <w:t>2</w:t>
-      </w:r>
+        <w:t xml:space="preserve">NaF，</w:t>
+      </w:r>
+      <m:oMath>
+        <m:sSub>
+          <m:e>
+            <m:r>
+              <m:t>I</m:t>
+            </m:r>
+          </m:e>
+          <m:sub>
+            <m:r>
+              <m:t>2</m:t>
+            </m:r>
+          </m:sub>
+        </m:sSub>
+      </m:oMath>
       <w:r>
         <w:rPr>
           <w:rFonts w:ascii="Times New Roman" w:hAnsi="Times New Roman" w:eastAsia="Times New Roman" w:cs="Times New Roman"/>
@@ -20376,19 +20907,23 @@
         </w:rPr>
         <w:t xml:space="preserve"> </w:t>
       </w:r>
-      <w:r>
-        <w:rPr>
-          <w:rFonts w:hint="eastAsia" w:ascii="Times New Roman" w:hAnsi="Times New Roman" w:eastAsia="Times New Roman" w:cs="Times New Roman"/>
-        </w:rPr>
-        <w:t>Cl</w:t>
-      </w:r>
-      <w:r>
-        <w:rPr>
-          <w:rFonts w:hint="eastAsia" w:ascii="Times New Roman" w:hAnsi="Times New Roman" w:eastAsia="Times New Roman" w:cs="Times New Roman"/>
-          <w:vertAlign w:val="subscript"/>
-        </w:rPr>
-        <w:t>2</w:t>
-      </w:r>
+      <m:oMath>
+        <m:r>
+          <m:t>C</m:t>
+        </m:r>
+        <m:sSub>
+          <m:e>
+            <m:r>
+              <m:t>l</m:t>
+            </m:r>
+          </m:e>
+          <m:sub>
+            <m:r>
+              <m:t>2</m:t>
+            </m:r>
+          </m:sub>
+        </m:sSub>
+      </m:oMath>
       <w:r>
         <w:rPr>
           <w:rFonts w:hint="eastAsia" w:ascii="Times New Roman" w:hAnsi="Times New Roman" w:eastAsia="Times New Roman" w:cs="Times New Roman"/>
@@ -20435,15 +20970,31 @@
         <w:rPr>
           <w:rFonts w:ascii="Times New Roman" w:hAnsi="Times New Roman" w:eastAsia="Times New Roman" w:cs="Times New Roman"/>
         </w:rPr>
-        <w:t xml:space="preserve"> BaCl</w:t>
-      </w:r>
-      <w:r>
-        <w:rPr>
-          <w:rFonts w:ascii="Times New Roman" w:hAnsi="Times New Roman" w:eastAsia="Times New Roman" w:cs="Times New Roman"/>
-          <w:vertAlign w:val="subscript"/>
-        </w:rPr>
-        <w:t>2</w:t>
-      </w:r>
+        <w:t xml:space="preserve"> </w:t>
+      </w:r>
+      <m:oMath>
+        <m:r>
+          <m:t>B</m:t>
+        </m:r>
+        <m:r>
+          <m:t>a</m:t>
+        </m:r>
+        <m:r>
+          <m:t>C</m:t>
+        </m:r>
+        <m:sSub>
+          <m:e>
+            <m:r>
+              <m:t>l</m:t>
+            </m:r>
+          </m:e>
+          <m:sub>
+            <m:r>
+              <m:t>2</m:t>
+            </m:r>
+          </m:sub>
+        </m:sSub>
+      </m:oMath>
       <w:r>
         <w:rPr>
           <w:rFonts w:ascii="Times New Roman" w:hAnsi="Times New Roman" w:eastAsia="Times New Roman" w:cs="Times New Roman"/>
@@ -20550,15 +21101,22 @@
         <w:rPr>
           <w:rFonts w:ascii="Times New Roman" w:hAnsi="Times New Roman" w:eastAsia="Times New Roman" w:cs="Times New Roman"/>
         </w:rPr>
-        <w:t xml:space="preserve"> I</w:t>
-      </w:r>
-      <w:r>
-        <w:rPr>
-          <w:rFonts w:ascii="Times New Roman" w:hAnsi="Times New Roman" w:eastAsia="Times New Roman" w:cs="Times New Roman"/>
-          <w:vertAlign w:val="subscript"/>
-        </w:rPr>
-        <w:t>2</w:t>
-      </w:r>
+        <w:t xml:space="preserve"> </w:t>
+      </w:r>
+      <m:oMath>
+        <m:sSub>
+          <m:e>
+            <m:r>
+              <m:t>I</m:t>
+            </m:r>
+          </m:e>
+          <m:sub>
+            <m:r>
+              <m:t>2</m:t>
+            </m:r>
+          </m:sub>
+        </m:sSub>
+      </m:oMath>
       <w:r>
         <w:rPr>
           <w:rFonts w:ascii="Times New Roman" w:hAnsi="Times New Roman" w:eastAsia="Times New Roman" w:cs="Times New Roman"/>
@@ -20587,15 +21145,22 @@
         <w:rPr>
           <w:rFonts w:ascii="Times New Roman" w:hAnsi="Times New Roman" w:eastAsia="Times New Roman" w:cs="Times New Roman"/>
         </w:rPr>
-        <w:t xml:space="preserve"> I</w:t>
-      </w:r>
-      <w:r>
-        <w:rPr>
-          <w:rFonts w:ascii="Times New Roman" w:hAnsi="Times New Roman" w:eastAsia="Times New Roman" w:cs="Times New Roman"/>
-          <w:vertAlign w:val="subscript"/>
-        </w:rPr>
-        <w:t>2</w:t>
-      </w:r>
+        <w:t xml:space="preserve"> </w:t>
+      </w:r>
+      <m:oMath>
+        <m:sSub>
+          <m:e>
+            <m:r>
+              <m:t>I</m:t>
+            </m:r>
+          </m:e>
+          <m:sub>
+            <m:r>
+              <m:t>2</m:t>
+            </m:r>
+          </m:sub>
+        </m:sSub>
+      </m:oMath>
       <w:r>
         <w:rPr>
           <w:rFonts w:ascii="Times New Roman" w:hAnsi="Times New Roman" w:eastAsia="Times New Roman" w:cs="Times New Roman"/>
@@ -23172,7 +23737,7 @@
     <ns0:name ns0:val="Verbatim Char"/>
     <ns0:basedOn ns0:val="BodyTextChar"/>
     <ns0:rPr>
-      <ns0:rFonts ns0:ascii="Times New Roman" ns0:cs="Times New Roman" ns0:eastAsia="FangSong" ns0:hAnsi="Times New Roman"/>
+      <ns0:rFonts ns0:ascii="SimSun" ns0:cs="SimSun" ns0:eastAsia="SimSun" ns0:hAnsi="SimSun"/>
       <ns0:b ns0:val="0"/>
       <ns0:sz ns0:val="20"/>
     </ns0:rPr>
@@ -23234,7 +23799,7 @@
       <w:wordWrap w:val="off"/>
     </w:pPr>
     <ns0:rPr>
-      <w:rFonts ns0:ascii="Times New Roman" ns0:hAnsi="Times New Roman" ns0:eastAsia="FangSong" ns0:cs="Times New Roman"/>
+      <w:rFonts ns0:ascii="SimSun" ns0:hAnsi="SimSun" ns0:eastAsia="SimSun" ns0:cs="SimSun"/>
     </ns0:rPr>
   </w:style>
   <w:style w:type="character" w:customStyle="1" w:styleId="KeywordTok">

--- a/00-首页/题组Word/专项卷/二分册/专项卷VI-教师版.docx
+++ b/00-首页/题组Word/专项卷/二分册/专项卷VI-教师版.docx
@@ -788,6 +788,8 @@
     <w:p>
       <w:pPr>
         <w:pStyle w:val="BodyText"/>
+        <w:ind w:left="480" w:hanging="480"/>
+        <w:spacing w:after="0"/>
       </w:pPr>
       <w:r>
         <w:rPr>
@@ -887,7 +889,20 @@
         <w:rPr>
           <w:rFonts w:ascii="Times New Roman" w:hAnsi="Times New Roman" w:eastAsia="Times New Roman" w:cs="Times New Roman"/>
         </w:rPr>
-        <w:t xml:space="preserve">　B.</w:t>
+        <w:t xml:space="preserve">　</w:t>
+      </w:r>
+    </w:p>
+    <w:p>
+      <w:pPr>
+        <w:pStyle w:val="BodyText"/>
+        <w:ind w:left="480" w:hanging="480"/>
+        <w:spacing w:before="0" w:after="0"/>
+      </w:pPr>
+      <w:r>
+        <w:rPr>
+          <w:rFonts w:ascii="Times New Roman" w:hAnsi="Times New Roman" w:eastAsia="Times New Roman" w:cs="Times New Roman"/>
+        </w:rPr>
+        <w:t xml:space="preserve">B.</w:t>
       </w:r>
       <w:r>
         <w:rPr>
@@ -990,7 +1005,20 @@
         <w:rPr>
           <w:rFonts w:ascii="Times New Roman" w:hAnsi="Times New Roman" w:eastAsia="Times New Roman" w:cs="Times New Roman"/>
         </w:rPr>
-        <w:t xml:space="preserve">　C.</w:t>
+        <w:t xml:space="preserve">　</w:t>
+      </w:r>
+    </w:p>
+    <w:p>
+      <w:pPr>
+        <w:pStyle w:val="BodyText"/>
+        <w:ind w:left="480" w:hanging="480"/>
+        <w:spacing w:before="0" w:after="0"/>
+      </w:pPr>
+      <w:r>
+        <w:rPr>
+          <w:rFonts w:ascii="Times New Roman" w:hAnsi="Times New Roman" w:eastAsia="Times New Roman" w:cs="Times New Roman"/>
+        </w:rPr>
+        <w:t xml:space="preserve">C.</w:t>
       </w:r>
       <w:r>
         <w:rPr>
@@ -1047,7 +1075,20 @@
         <w:rPr>
           <w:rFonts w:ascii="Times New Roman" w:hAnsi="Times New Roman" w:eastAsia="Times New Roman" w:cs="Times New Roman"/>
         </w:rPr>
-        <w:t xml:space="preserve">　D.</w:t>
+        <w:t xml:space="preserve">　</w:t>
+      </w:r>
+    </w:p>
+    <w:p>
+      <w:pPr>
+        <w:pStyle w:val="BodyText"/>
+        <w:ind w:left="480" w:hanging="480"/>
+        <w:spacing w:before="0" w:after="180"/>
+      </w:pPr>
+      <w:r>
+        <w:rPr>
+          <w:rFonts w:ascii="Times New Roman" w:hAnsi="Times New Roman" w:eastAsia="Times New Roman" w:cs="Times New Roman"/>
+        </w:rPr>
+        <w:t xml:space="preserve">D.</w:t>
       </w:r>
       <w:r>
         <w:rPr>
@@ -2532,7 +2573,7 @@
         </w:rPr>
         <w:drawing>
           <wp:inline>
-            <wp:extent cx="2520000" cy="4306909"/>
+            <wp:extent cx="2497091" cy="4306909"/>
             <wp:effectExtent b="0" l="0" r="0" t="0"/>
             <wp:docPr descr="" title="" id="17" name="Picture"/>
             <a:graphic>
@@ -2553,7 +2594,7 @@
                   <pic:spPr bwMode="auto">
                     <a:xfrm>
                       <a:off x="0" y="0"/>
-                      <a:ext cx="2520000" cy="4306909"/>
+                      <a:ext cx="2497091" cy="4306909"/>
                     </a:xfrm>
                     <a:prstGeom prst="rect">
                       <a:avLst/>
@@ -4060,7 +4101,7 @@
         </w:rPr>
         <w:drawing>
           <wp:inline>
-            <wp:extent cx="3600000" cy="2401901"/>
+            <wp:extent cx="3600000" cy="2379081"/>
             <wp:effectExtent b="0" l="0" r="0" t="0"/>
             <wp:docPr descr="" title="" id="22" name="Picture"/>
             <a:graphic>
@@ -4081,7 +4122,7 @@
                   <pic:spPr bwMode="auto">
                     <a:xfrm>
                       <a:off x="0" y="0"/>
-                      <a:ext cx="3600000" cy="2401901"/>
+                      <a:ext cx="3600000" cy="2379081"/>
                     </a:xfrm>
                     <a:prstGeom prst="rect">
                       <a:avLst/>
@@ -8311,6 +8352,8 @@
     <w:p>
       <w:pPr>
         <w:pStyle w:val="FirstParagraph"/>
+        <w:ind w:left="480" w:hanging="480"/>
+        <w:spacing w:after="0"/>
       </w:pPr>
       <w:r>
         <w:rPr>
@@ -8402,6 +8445,13 @@
         </w:rPr>
         <w:t xml:space="preserve"> </w:t>
       </w:r>
+    </w:p>
+    <w:p>
+      <w:pPr>
+        <w:pStyle w:val="FirstParagraph"/>
+        <w:ind w:left="480" w:hanging="480"/>
+        <w:spacing w:before="0" w:after="0"/>
+      </w:pPr>
       <w:r>
         <w:rPr>
           <w:rFonts w:ascii="Times New Roman" w:hAnsi="Times New Roman" w:eastAsia="Times New Roman" w:cs="Times New Roman"/>
@@ -8418,7 +8468,20 @@
         <w:rPr>
           <w:rFonts w:ascii="Times New Roman" w:hAnsi="Times New Roman" w:eastAsia="Times New Roman" w:cs="Times New Roman"/>
         </w:rPr>
-        <w:t xml:space="preserve">　B. </w:t>
+        <w:t xml:space="preserve">　</w:t>
+      </w:r>
+    </w:p>
+    <w:p>
+      <w:pPr>
+        <w:pStyle w:val="FirstParagraph"/>
+        <w:ind w:left="480" w:hanging="480"/>
+        <w:spacing w:before="0" w:after="0"/>
+      </w:pPr>
+      <w:r>
+        <w:rPr>
+          <w:rFonts w:ascii="Times New Roman" w:hAnsi="Times New Roman" w:eastAsia="Times New Roman" w:cs="Times New Roman"/>
+        </w:rPr>
+        <w:t xml:space="preserve">B. </w:t>
       </w:r>
       <w:r>
         <w:rPr>
@@ -8432,6 +8495,13 @@
         </w:rPr>
         <w:t xml:space="preserve"> </w:t>
       </w:r>
+    </w:p>
+    <w:p>
+      <w:pPr>
+        <w:pStyle w:val="FirstParagraph"/>
+        <w:ind w:left="480" w:hanging="480"/>
+        <w:spacing w:before="0" w:after="0"/>
+      </w:pPr>
       <w:r>
         <w:rPr>
           <w:rFonts w:ascii="Times New Roman" w:hAnsi="Times New Roman" w:eastAsia="Times New Roman" w:cs="Times New Roman"/>
@@ -8448,7 +8518,20 @@
         <w:rPr>
           <w:rFonts w:ascii="Times New Roman" w:hAnsi="Times New Roman" w:eastAsia="Times New Roman" w:cs="Times New Roman"/>
         </w:rPr>
-        <w:t xml:space="preserve">　D. </w:t>
+        <w:t xml:space="preserve">　</w:t>
+      </w:r>
+    </w:p>
+    <w:p>
+      <w:pPr>
+        <w:pStyle w:val="FirstParagraph"/>
+        <w:ind w:left="480" w:hanging="480"/>
+        <w:spacing w:before="0" w:after="180"/>
+      </w:pPr>
+      <w:r>
+        <w:rPr>
+          <w:rFonts w:ascii="Times New Roman" w:hAnsi="Times New Roman" w:eastAsia="Times New Roman" w:cs="Times New Roman"/>
+        </w:rPr>
+        <w:t xml:space="preserve">D. </w:t>
       </w:r>
       <w:r>
         <w:rPr>
@@ -10466,7 +10549,7 @@
         </w:rPr>
         <w:drawing>
           <wp:inline>
-            <wp:extent cx="3600000" cy="1009970"/>
+            <wp:extent cx="3600000" cy="992375"/>
             <wp:effectExtent b="0" l="0" r="0" t="0"/>
             <wp:docPr descr="" title="" id="49" name="Picture"/>
             <a:graphic>
@@ -10487,7 +10570,7 @@
                   <pic:spPr bwMode="auto">
                     <a:xfrm>
                       <a:off x="0" y="0"/>
-                      <a:ext cx="3600000" cy="1009970"/>
+                      <a:ext cx="3600000" cy="992375"/>
                     </a:xfrm>
                     <a:prstGeom prst="rect">
                       <a:avLst/>
@@ -11962,10 +12045,6 @@
     <w:p>
       <w:pPr>
         <w:pStyle w:val="Compact"/>
-        <w:numPr>
-          <w:ilvl w:val="0"/>
-          <w:numId w:val="1014"/>
-        </w:numPr>
       </w:pPr>
       <m:oMath>
         <m:oMathPr>
@@ -13059,7 +13138,7 @@
         </w:rPr>
         <w:drawing>
           <wp:inline>
-            <wp:extent cx="3240000" cy="2758871"/>
+            <wp:extent cx="3240000" cy="2740602"/>
             <wp:effectExtent b="0" l="0" r="0" t="0"/>
             <wp:docPr descr="" title="" id="64" name="Picture"/>
             <a:graphic>
@@ -13080,7 +13159,7 @@
                   <pic:spPr bwMode="auto">
                     <a:xfrm>
                       <a:off x="0" y="0"/>
-                      <a:ext cx="3240000" cy="2758871"/>
+                      <a:ext cx="3240000" cy="2740602"/>
                     </a:xfrm>
                     <a:prstGeom prst="rect">
                       <a:avLst/>
@@ -13175,6 +13254,8 @@
           <w:ilvl w:val="0"/>
           <w:numId w:val="1015"/>
         </w:numPr>
+        <w:ind w:left="480" w:hanging="480"/>
+        <w:spacing w:after="0"/>
       </w:pPr>
       <w:r>
         <w:rPr>
@@ -13217,66 +13298,6 @@
           <w:rFonts w:ascii="Times New Roman" w:hAnsi="Times New Roman" w:eastAsia="Times New Roman" w:cs="Times New Roman"/>
         </w:rPr>
         <w:t xml:space="preserve"> </w:t>
-      </w:r>
-      <w:r>
-        <w:rPr>
-          <w:rFonts w:ascii="Times New Roman" w:hAnsi="Times New Roman" w:eastAsia="Times New Roman" w:cs="Times New Roman"/>
-        </w:rPr>
-        <w:t xml:space="preserve">A. </w:t>
-      </w:r>
-      <w:r>
-        <w:rPr>
-          <w:rFonts w:hint="eastAsia" w:ascii="Times New Roman" w:hAnsi="Times New Roman" w:eastAsia="FangSong" w:cs="Times New Roman"/>
-        </w:rPr>
-        <w:t xml:space="preserve">约</w:t>
-      </w:r>
-      <w:r>
-        <w:rPr>
-          <w:rFonts w:ascii="Times New Roman" w:hAnsi="Times New Roman" w:eastAsia="Times New Roman" w:cs="Times New Roman"/>
-        </w:rPr>
-        <w:t xml:space="preserve"> 10 mL　B. </w:t>
-      </w:r>
-      <w:r>
-        <w:rPr>
-          <w:rFonts w:hint="eastAsia" w:ascii="Times New Roman" w:hAnsi="Times New Roman" w:eastAsia="FangSong" w:cs="Times New Roman"/>
-        </w:rPr>
-        <w:t xml:space="preserve">约</w:t>
-      </w:r>
-      <w:r>
-        <w:rPr>
-          <w:rFonts w:ascii="Times New Roman" w:hAnsi="Times New Roman" w:eastAsia="Times New Roman" w:cs="Times New Roman"/>
-        </w:rPr>
-        <w:t xml:space="preserve"> 20 mL　C. </w:t>
-      </w:r>
-      <w:r>
-        <w:rPr>
-          <w:rFonts w:hint="eastAsia" w:ascii="Times New Roman" w:hAnsi="Times New Roman" w:eastAsia="FangSong" w:cs="Times New Roman"/>
-        </w:rPr>
-        <w:t xml:space="preserve">约</w:t>
-      </w:r>
-      <w:r>
-        <w:rPr>
-          <w:rFonts w:ascii="Times New Roman" w:hAnsi="Times New Roman" w:eastAsia="Times New Roman" w:cs="Times New Roman"/>
-        </w:rPr>
-        <w:t xml:space="preserve"> 30 mL</w:t>
-      </w:r>
-      <w:r>
-        <w:rPr>
-          <w:rFonts w:ascii="Times New Roman" w:hAnsi="Times New Roman" w:eastAsia="Times New Roman" w:cs="Times New Roman"/>
-        </w:rPr>
-        <w:t xml:space="preserve"> </w:t>
-      </w:r>
-      <w:r>
-        <w:rPr>
-          <w:rFonts w:hint="eastAsia" w:ascii="Times New Roman" w:hAnsi="Times New Roman" w:eastAsia="FangSong" w:cs="Times New Roman"/>
-        </w:rPr>
-        <w:t>其理由是</w:t>
-      </w:r>
-      <w:r>
-        <w:rPr>
-          <w:rFonts w:hint="eastAsia" w:ascii="Times New Roman" w:hAnsi="Times New Roman" w:eastAsia="Times New Roman" w:cs="Times New Roman"/>
-        </w:rPr>
-        <w:t>____；</w:t>
       </w:r>
     </w:p>
     <w:p>
@@ -13285,6 +13306,108 @@
           <w:ilvl w:val="0"/>
           <w:numId w:val="1015"/>
         </w:numPr>
+        <w:ind w:left="480" w:hanging="480"/>
+        <w:spacing w:before="0" w:after="0"/>
+      </w:pPr>
+      <w:r>
+        <w:rPr>
+          <w:rFonts w:ascii="Times New Roman" w:hAnsi="Times New Roman" w:eastAsia="Times New Roman" w:cs="Times New Roman"/>
+        </w:rPr>
+        <w:t xml:space="preserve">A. </w:t>
+      </w:r>
+      <w:r>
+        <w:rPr>
+          <w:rFonts w:hint="eastAsia" w:ascii="Times New Roman" w:hAnsi="Times New Roman" w:eastAsia="FangSong" w:cs="Times New Roman"/>
+        </w:rPr>
+        <w:t xml:space="preserve">约</w:t>
+      </w:r>
+      <w:r>
+        <w:rPr>
+          <w:rFonts w:ascii="Times New Roman" w:hAnsi="Times New Roman" w:eastAsia="Times New Roman" w:cs="Times New Roman"/>
+        </w:rPr>
+        <w:t xml:space="preserve"> 10 mL　</w:t>
+      </w:r>
+    </w:p>
+    <w:p>
+      <w:pPr>
+        <w:numPr>
+          <w:ilvl w:val="0"/>
+          <w:numId w:val="1015"/>
+        </w:numPr>
+        <w:ind w:left="480" w:hanging="480"/>
+        <w:spacing w:before="0" w:after="0"/>
+      </w:pPr>
+      <w:r>
+        <w:rPr>
+          <w:rFonts w:ascii="Times New Roman" w:hAnsi="Times New Roman" w:eastAsia="Times New Roman" w:cs="Times New Roman"/>
+        </w:rPr>
+        <w:t xml:space="preserve">B. </w:t>
+      </w:r>
+      <w:r>
+        <w:rPr>
+          <w:rFonts w:hint="eastAsia" w:ascii="Times New Roman" w:hAnsi="Times New Roman" w:eastAsia="FangSong" w:cs="Times New Roman"/>
+        </w:rPr>
+        <w:t xml:space="preserve">约</w:t>
+      </w:r>
+      <w:r>
+        <w:rPr>
+          <w:rFonts w:ascii="Times New Roman" w:hAnsi="Times New Roman" w:eastAsia="Times New Roman" w:cs="Times New Roman"/>
+        </w:rPr>
+        <w:t xml:space="preserve"> 20 mL　</w:t>
+      </w:r>
+    </w:p>
+    <w:p>
+      <w:pPr>
+        <w:numPr>
+          <w:ilvl w:val="0"/>
+          <w:numId w:val="1015"/>
+        </w:numPr>
+        <w:ind w:left="480" w:hanging="480"/>
+        <w:spacing w:before="0" w:after="180"/>
+      </w:pPr>
+      <w:r>
+        <w:rPr>
+          <w:rFonts w:ascii="Times New Roman" w:hAnsi="Times New Roman" w:eastAsia="Times New Roman" w:cs="Times New Roman"/>
+        </w:rPr>
+        <w:t xml:space="preserve">C. </w:t>
+      </w:r>
+      <w:r>
+        <w:rPr>
+          <w:rFonts w:hint="eastAsia" w:ascii="Times New Roman" w:hAnsi="Times New Roman" w:eastAsia="FangSong" w:cs="Times New Roman"/>
+        </w:rPr>
+        <w:t xml:space="preserve">约</w:t>
+      </w:r>
+      <w:r>
+        <w:rPr>
+          <w:rFonts w:ascii="Times New Roman" w:hAnsi="Times New Roman" w:eastAsia="Times New Roman" w:cs="Times New Roman"/>
+        </w:rPr>
+        <w:t xml:space="preserve"> 30 mL</w:t>
+      </w:r>
+      <w:r>
+        <w:rPr>
+          <w:rFonts w:ascii="Times New Roman" w:hAnsi="Times New Roman" w:eastAsia="Times New Roman" w:cs="Times New Roman"/>
+        </w:rPr>
+        <w:t xml:space="preserve"> </w:t>
+      </w:r>
+      <w:r>
+        <w:rPr>
+          <w:rFonts w:hint="eastAsia" w:ascii="Times New Roman" w:hAnsi="Times New Roman" w:eastAsia="FangSong" w:cs="Times New Roman"/>
+        </w:rPr>
+        <w:t>其理由是</w:t>
+      </w:r>
+      <w:r>
+        <w:rPr>
+          <w:rFonts w:hint="eastAsia" w:ascii="Times New Roman" w:hAnsi="Times New Roman" w:eastAsia="Times New Roman" w:cs="Times New Roman"/>
+        </w:rPr>
+        <w:t>____；</w:t>
+      </w:r>
+    </w:p>
+    <w:p>
+      <w:pPr>
+        <w:numPr>
+          <w:ilvl w:val="0"/>
+          <w:numId w:val="1015"/>
+        </w:numPr>
       </w:pPr>
       <w:r>
         <w:rPr>
@@ -13426,6 +13549,8 @@
     <w:p>
       <w:pPr>
         <w:pStyle w:val="BodyText"/>
+        <w:ind w:left="480" w:hanging="480"/>
+        <w:spacing w:after="0"/>
       </w:pPr>
       <w:r>
         <w:rPr>
@@ -13637,7 +13762,20 @@
         <w:rPr>
           <w:rFonts w:hint="eastAsia" w:ascii="Times New Roman" w:hAnsi="Times New Roman" w:eastAsia="Times New Roman" w:cs="Times New Roman"/>
         </w:rPr>
-        <w:t>：(A)</w:t>
+        <w:t>：</w:t>
+      </w:r>
+    </w:p>
+    <w:p>
+      <w:pPr>
+        <w:pStyle w:val="BodyText"/>
+        <w:ind w:left="480" w:hanging="480"/>
+        <w:spacing w:before="0" w:after="0"/>
+      </w:pPr>
+      <w:r>
+        <w:rPr>
+          <w:rFonts w:hint="eastAsia" w:ascii="Times New Roman" w:hAnsi="Times New Roman" w:eastAsia="Times New Roman" w:cs="Times New Roman"/>
+        </w:rPr>
+        <w:t>(A)</w:t>
       </w:r>
       <w:r>
         <w:rPr>
@@ -13743,7 +13881,20 @@
         <w:rPr>
           <w:rFonts w:hint="eastAsia" w:ascii="Times New Roman" w:hAnsi="Times New Roman" w:eastAsia="Times New Roman" w:cs="Times New Roman"/>
         </w:rPr>
-        <w:t>；(B)</w:t>
+        <w:t>；</w:t>
+      </w:r>
+    </w:p>
+    <w:p>
+      <w:pPr>
+        <w:pStyle w:val="BodyText"/>
+        <w:ind w:left="480" w:hanging="480"/>
+        <w:spacing w:before="0" w:after="0"/>
+      </w:pPr>
+      <w:r>
+        <w:rPr>
+          <w:rFonts w:hint="eastAsia" w:ascii="Times New Roman" w:hAnsi="Times New Roman" w:eastAsia="Times New Roman" w:cs="Times New Roman"/>
+        </w:rPr>
+        <w:t>(B)</w:t>
       </w:r>
       <w:r>
         <w:rPr>
@@ -13761,7 +13912,20 @@
         <w:rPr>
           <w:rFonts w:hint="eastAsia" w:ascii="Times New Roman" w:hAnsi="Times New Roman" w:eastAsia="Times New Roman" w:cs="Times New Roman"/>
         </w:rPr>
-        <w:t>；(C)</w:t>
+        <w:t>；</w:t>
+      </w:r>
+    </w:p>
+    <w:p>
+      <w:pPr>
+        <w:pStyle w:val="BodyText"/>
+        <w:ind w:left="480" w:hanging="480"/>
+        <w:spacing w:before="0" w:after="0"/>
+      </w:pPr>
+      <w:r>
+        <w:rPr>
+          <w:rFonts w:hint="eastAsia" w:ascii="Times New Roman" w:hAnsi="Times New Roman" w:eastAsia="Times New Roman" w:cs="Times New Roman"/>
+        </w:rPr>
+        <w:t>(C)</w:t>
       </w:r>
       <w:r>
         <w:rPr>
@@ -13846,7 +14010,20 @@
         <w:rPr>
           <w:rFonts w:hint="eastAsia" w:ascii="Times New Roman" w:hAnsi="Times New Roman" w:eastAsia="Times New Roman" w:cs="Times New Roman"/>
         </w:rPr>
-        <w:t>；(D)</w:t>
+        <w:t>；</w:t>
+      </w:r>
+    </w:p>
+    <w:p>
+      <w:pPr>
+        <w:pStyle w:val="BodyText"/>
+        <w:ind w:left="480" w:hanging="480"/>
+        <w:spacing w:before="0" w:after="180"/>
+      </w:pPr>
+      <w:r>
+        <w:rPr>
+          <w:rFonts w:hint="eastAsia" w:ascii="Times New Roman" w:hAnsi="Times New Roman" w:eastAsia="Times New Roman" w:cs="Times New Roman"/>
+        </w:rPr>
+        <w:t>(D)</w:t>
       </w:r>
       <w:r>
         <w:rPr>
@@ -14432,7 +14609,7 @@
         </w:rPr>
         <w:drawing>
           <wp:inline>
-            <wp:extent cx="2870200" cy="2971800"/>
+            <wp:extent cx="2870200" cy="2857500"/>
             <wp:effectExtent b="0" l="0" r="0" t="0"/>
             <wp:docPr descr="" title="" id="69" name="Picture"/>
             <a:graphic>
@@ -14453,7 +14630,7 @@
                   <pic:spPr bwMode="auto">
                     <a:xfrm>
                       <a:off x="0" y="0"/>
-                      <a:ext cx="2870200" cy="2971800"/>
+                      <a:ext cx="2870200" cy="2857500"/>
                     </a:xfrm>
                     <a:prstGeom prst="rect">
                       <a:avLst/>
@@ -15666,6 +15843,8 @@
     <w:p>
       <w:pPr>
         <w:pStyle w:val="BodyText"/>
+        <w:ind w:left="480" w:hanging="480"/>
+        <w:spacing w:after="0"/>
       </w:pPr>
       <w:r>
         <w:rPr>
@@ -15685,6 +15864,13 @@
         </w:rPr>
         <w:t xml:space="preserve"> </w:t>
       </w:r>
+    </w:p>
+    <w:p>
+      <w:pPr>
+        <w:pStyle w:val="BodyText"/>
+        <w:ind w:left="480" w:hanging="480"/>
+        <w:spacing w:before="0" w:after="0"/>
+      </w:pPr>
       <w:r>
         <w:rPr>
           <w:rFonts w:ascii="Times New Roman" w:hAnsi="Times New Roman" w:eastAsia="Times New Roman" w:cs="Times New Roman"/>
@@ -15721,6 +15907,13 @@
         </w:rPr>
         <w:t xml:space="preserve"> </w:t>
       </w:r>
+    </w:p>
+    <w:p>
+      <w:pPr>
+        <w:pStyle w:val="BodyText"/>
+        <w:ind w:left="480" w:hanging="480"/>
+        <w:spacing w:before="0" w:after="0"/>
+      </w:pPr>
       <w:r>
         <w:rPr>
           <w:rFonts w:ascii="Times New Roman" w:hAnsi="Times New Roman" w:eastAsia="Times New Roman" w:cs="Times New Roman"/>
@@ -15739,6 +15932,13 @@
         </w:rPr>
         <w:t xml:space="preserve"> </w:t>
       </w:r>
+    </w:p>
+    <w:p>
+      <w:pPr>
+        <w:pStyle w:val="BodyText"/>
+        <w:ind w:left="480" w:hanging="480"/>
+        <w:spacing w:before="0" w:after="180"/>
+      </w:pPr>
       <w:r>
         <w:rPr>
           <w:rFonts w:ascii="Times New Roman" w:hAnsi="Times New Roman" w:eastAsia="Times New Roman" w:cs="Times New Roman"/>
@@ -16926,7 +17126,7 @@
         </w:rPr>
         <w:drawing>
           <wp:inline>
-            <wp:extent cx="3600000" cy="801980"/>
+            <wp:extent cx="3591088" cy="801980"/>
             <wp:effectExtent b="0" l="0" r="0" t="0"/>
             <wp:docPr descr="" title="" id="91" name="Picture"/>
             <a:graphic>
@@ -16947,7 +17147,7 @@
                   <pic:spPr bwMode="auto">
                     <a:xfrm>
                       <a:off x="0" y="0"/>
-                      <a:ext cx="3600000" cy="801980"/>
+                      <a:ext cx="3591088" cy="801980"/>
                     </a:xfrm>
                     <a:prstGeom prst="rect">
                       <a:avLst/>
@@ -16978,7 +17178,7 @@
         </w:rPr>
         <w:drawing>
           <wp:inline>
-            <wp:extent cx="3600000" cy="953093"/>
+            <wp:extent cx="3594818" cy="953093"/>
             <wp:effectExtent b="0" l="0" r="0" t="0"/>
             <wp:docPr descr="" title="" id="94" name="Picture"/>
             <a:graphic>
@@ -16999,7 +17199,7 @@
                   <pic:spPr bwMode="auto">
                     <a:xfrm>
                       <a:off x="0" y="0"/>
-                      <a:ext cx="3600000" cy="953093"/>
+                      <a:ext cx="3594818" cy="953093"/>
                     </a:xfrm>
                     <a:prstGeom prst="rect">
                       <a:avLst/>
@@ -18817,7 +19017,7 @@
         </w:rPr>
         <w:drawing>
           <wp:inline>
-            <wp:extent cx="3240000" cy="2721093"/>
+            <wp:extent cx="3189374" cy="2721093"/>
             <wp:effectExtent b="0" l="0" r="0" t="0"/>
             <wp:docPr descr="" title="" id="101" name="Picture"/>
             <a:graphic>
@@ -18838,7 +19038,7 @@
                   <pic:spPr bwMode="auto">
                     <a:xfrm>
                       <a:off x="0" y="0"/>
-                      <a:ext cx="3240000" cy="2721093"/>
+                      <a:ext cx="3189374" cy="2721093"/>
                     </a:xfrm>
                     <a:prstGeom prst="rect">
                       <a:avLst/>
@@ -19282,7 +19482,7 @@
         </w:rPr>
         <w:drawing>
           <wp:inline>
-            <wp:extent cx="3600000" cy="2006837"/>
+            <wp:extent cx="3600000" cy="1996581"/>
             <wp:effectExtent b="0" l="0" r="0" t="0"/>
             <wp:docPr descr="" title="" id="107" name="Picture"/>
             <a:graphic>
@@ -19303,7 +19503,7 @@
                   <pic:spPr bwMode="auto">
                     <a:xfrm>
                       <a:off x="0" y="0"/>
-                      <a:ext cx="3600000" cy="2006837"/>
+                      <a:ext cx="3600000" cy="1996581"/>
                     </a:xfrm>
                     <a:prstGeom prst="rect">
                       <a:avLst/>

--- a/00-首页/题组Word/专项卷/二分册/专项卷VI-教师版.docx
+++ b/00-首页/题组Word/专项卷/二分册/专项卷VI-教师版.docx
@@ -788,8 +788,8 @@
     <w:p>
       <w:pPr>
         <w:pStyle w:val="BodyText"/>
+        <w:spacing w:before="0" w:after="0"/>
         <w:ind w:left="480" w:hanging="480"/>
-        <w:spacing w:after="0"/>
       </w:pPr>
       <w:r>
         <w:rPr>
@@ -895,8 +895,8 @@
     <w:p>
       <w:pPr>
         <w:pStyle w:val="BodyText"/>
+        <w:spacing w:before="0" w:after="0"/>
         <w:ind w:left="480" w:hanging="480"/>
-        <w:spacing w:before="0" w:after="0"/>
       </w:pPr>
       <w:r>
         <w:rPr>
@@ -1011,8 +1011,8 @@
     <w:p>
       <w:pPr>
         <w:pStyle w:val="BodyText"/>
+        <w:spacing w:before="0" w:after="0"/>
         <w:ind w:left="480" w:hanging="480"/>
-        <w:spacing w:before="0" w:after="0"/>
       </w:pPr>
       <w:r>
         <w:rPr>
@@ -1081,8 +1081,8 @@
     <w:p>
       <w:pPr>
         <w:pStyle w:val="BodyText"/>
+        <w:spacing w:before="0" w:after="0"/>
         <w:ind w:left="480" w:hanging="480"/>
-        <w:spacing w:before="0" w:after="180"/>
       </w:pPr>
       <w:r>
         <w:rPr>
@@ -4173,6 +4173,7 @@
     <w:p>
       <w:pPr>
         <w:pStyle w:val="BodyText"/>
+        <w:spacing w:before="0" w:after="0"/>
       </w:pPr>
       <w:r>
         <w:rPr>
@@ -4202,6 +4203,7 @@
     <w:p>
       <w:pPr>
         <w:pStyle w:val="BodyText"/>
+        <w:spacing w:before="0" w:after="0"/>
       </w:pPr>
       <w:r>
         <w:rPr>
@@ -4244,6 +4246,7 @@
     <w:p>
       <w:pPr>
         <w:pStyle w:val="BodyText"/>
+        <w:spacing w:before="0" w:after="0"/>
       </w:pPr>
       <w:r>
         <w:rPr>
@@ -4261,6 +4264,7 @@
     <w:p>
       <w:pPr>
         <w:pStyle w:val="BodyText"/>
+        <w:spacing w:before="0" w:after="0"/>
       </w:pPr>
       <w:r>
         <w:rPr>
@@ -7107,6 +7111,14 @@
       <w:tblPr>
         <w:tblStyle w:val="Table"/>
         <w:tblW w:type="auto" w:w="0"/>
+        <w:tblBorders>
+          <w:top w:val="single" w:sz="12" w:space="0" w:color="000000"/>
+          <w:left w:val="none" w:sz="0" w:space="0" w:color="auto"/>
+          <w:bottom w:val="single" w:sz="12" w:space="0" w:color="000000"/>
+          <w:right w:val="none" w:sz="0" w:space="0" w:color="auto"/>
+          <w:insideH w:val="none" w:sz="0" w:space="0" w:color="auto"/>
+          <w:insideV w:val="none" w:sz="0" w:space="0" w:color="auto"/>
+        </w:tblBorders>
         <w:tblLook w:firstRow="1" w:lastRow="0" w:firstColumn="0" w:lastColumn="0" w:noHBand="0" w:noVBand="0" w:val="0020"/>
       </w:tblPr>
       <w:tblGrid>
@@ -7120,7 +7132,11 @@
           <w:tblHeader w:val="on"/>
         </w:trPr>
         <w:tc>
-          <w:tcPr/>
+          <w:tcPr>
+            <w:tcBorders>
+              <w:bottom w:val="single" w:sz="8" w:space="0" w:color="000000"/>
+            </w:tcBorders>
+          </w:tcPr>
           <w:p>
             <w:pPr>
               <w:pStyle w:val="Compact"/>
@@ -7136,7 +7152,11 @@
           </w:p>
         </w:tc>
         <w:tc>
-          <w:tcPr/>
+          <w:tcPr>
+            <w:tcBorders>
+              <w:bottom w:val="single" w:sz="8" w:space="0" w:color="000000"/>
+            </w:tcBorders>
+          </w:tcPr>
           <w:p>
             <w:pPr>
               <w:pStyle w:val="Compact"/>
@@ -7159,7 +7179,11 @@
           </w:p>
         </w:tc>
         <w:tc>
-          <w:tcPr/>
+          <w:tcPr>
+            <w:tcBorders>
+              <w:bottom w:val="single" w:sz="8" w:space="0" w:color="000000"/>
+            </w:tcBorders>
+          </w:tcPr>
           <w:p>
             <w:pPr>
               <w:pStyle w:val="Compact"/>
@@ -7168,7 +7192,11 @@
           </w:p>
         </w:tc>
         <w:tc>
-          <w:tcPr/>
+          <w:tcPr>
+            <w:tcBorders>
+              <w:bottom w:val="single" w:sz="8" w:space="0" w:color="000000"/>
+            </w:tcBorders>
+          </w:tcPr>
           <w:p>
             <w:pPr>
               <w:pStyle w:val="Compact"/>
@@ -8352,8 +8380,8 @@
     <w:p>
       <w:pPr>
         <w:pStyle w:val="FirstParagraph"/>
+        <w:spacing w:before="0" w:after="0"/>
         <w:ind w:left="480" w:hanging="480"/>
-        <w:spacing w:after="0"/>
       </w:pPr>
       <w:r>
         <w:rPr>
@@ -8449,20 +8477,70 @@
     <w:p>
       <w:pPr>
         <w:pStyle w:val="FirstParagraph"/>
+        <w:spacing w:before="0" w:after="0"/>
         <w:ind w:left="480" w:hanging="480"/>
+      </w:pPr>
+      <w:r>
+        <w:rPr>
+          <w:rFonts w:ascii="Times New Roman" w:hAnsi="Times New Roman" w:eastAsia="Times New Roman" w:cs="Times New Roman"/>
+        </w:rPr>
+        <w:t xml:space="preserve">A. </w:t>
+      </w:r>
+      <w:r>
+        <w:rPr>
+          <w:rFonts w:hint="eastAsia" w:ascii="Times New Roman" w:hAnsi="Times New Roman" w:eastAsia="FangSong" w:cs="Times New Roman"/>
+        </w:rPr>
+        <w:t xml:space="preserve">溶液中仍无沉淀</w:t>
+      </w:r>
+      <w:r>
+        <w:rPr>
+          <w:rFonts w:ascii="Times New Roman" w:hAnsi="Times New Roman" w:eastAsia="Times New Roman" w:cs="Times New Roman"/>
+        </w:rPr>
+        <w:t xml:space="preserve">　</w:t>
+      </w:r>
+    </w:p>
+    <w:p>
+      <w:pPr>
+        <w:pStyle w:val="FirstParagraph"/>
         <w:spacing w:before="0" w:after="0"/>
-      </w:pPr>
-      <w:r>
-        <w:rPr>
-          <w:rFonts w:ascii="Times New Roman" w:hAnsi="Times New Roman" w:eastAsia="Times New Roman" w:cs="Times New Roman"/>
-        </w:rPr>
-        <w:t xml:space="preserve">A. </w:t>
-      </w:r>
-      <w:r>
-        <w:rPr>
-          <w:rFonts w:hint="eastAsia" w:ascii="Times New Roman" w:hAnsi="Times New Roman" w:eastAsia="FangSong" w:cs="Times New Roman"/>
-        </w:rPr>
-        <w:t xml:space="preserve">溶液中仍无沉淀</w:t>
+        <w:ind w:left="480" w:hanging="480"/>
+      </w:pPr>
+      <w:r>
+        <w:rPr>
+          <w:rFonts w:ascii="Times New Roman" w:hAnsi="Times New Roman" w:eastAsia="Times New Roman" w:cs="Times New Roman"/>
+        </w:rPr>
+        <w:t xml:space="preserve">B. </w:t>
+      </w:r>
+      <w:r>
+        <w:rPr>
+          <w:rFonts w:hint="eastAsia" w:ascii="Times New Roman" w:hAnsi="Times New Roman" w:eastAsia="FangSong" w:cs="Times New Roman"/>
+        </w:rPr>
+        <w:t xml:space="preserve">溶液中产生白色沉淀</w:t>
+      </w:r>
+      <w:r>
+        <w:rPr>
+          <w:rFonts w:ascii="Times New Roman" w:hAnsi="Times New Roman" w:eastAsia="Times New Roman" w:cs="Times New Roman"/>
+        </w:rPr>
+        <w:t xml:space="preserve"> </w:t>
+      </w:r>
+    </w:p>
+    <w:p>
+      <w:pPr>
+        <w:pStyle w:val="FirstParagraph"/>
+        <w:spacing w:before="0" w:after="0"/>
+        <w:ind w:left="480" w:hanging="480"/>
+      </w:pPr>
+      <w:r>
+        <w:rPr>
+          <w:rFonts w:ascii="Times New Roman" w:hAnsi="Times New Roman" w:eastAsia="Times New Roman" w:cs="Times New Roman"/>
+        </w:rPr>
+        <w:t xml:space="preserve">C. </w:t>
+      </w:r>
+      <w:r>
+        <w:rPr>
+          <w:rFonts w:hint="eastAsia" w:ascii="Times New Roman" w:hAnsi="Times New Roman" w:eastAsia="FangSong" w:cs="Times New Roman"/>
+        </w:rPr>
+        <w:t xml:space="preserve">先产生沉淀后沉淀溶解</w:t>
       </w:r>
       <w:r>
         <w:rPr>
@@ -8474,58 +8552,8 @@
     <w:p>
       <w:pPr>
         <w:pStyle w:val="FirstParagraph"/>
+        <w:spacing w:before="0" w:after="0"/>
         <w:ind w:left="480" w:hanging="480"/>
-        <w:spacing w:before="0" w:after="0"/>
-      </w:pPr>
-      <w:r>
-        <w:rPr>
-          <w:rFonts w:ascii="Times New Roman" w:hAnsi="Times New Roman" w:eastAsia="Times New Roman" w:cs="Times New Roman"/>
-        </w:rPr>
-        <w:t xml:space="preserve">B. </w:t>
-      </w:r>
-      <w:r>
-        <w:rPr>
-          <w:rFonts w:hint="eastAsia" w:ascii="Times New Roman" w:hAnsi="Times New Roman" w:eastAsia="FangSong" w:cs="Times New Roman"/>
-        </w:rPr>
-        <w:t xml:space="preserve">溶液中产生白色沉淀</w:t>
-      </w:r>
-      <w:r>
-        <w:rPr>
-          <w:rFonts w:ascii="Times New Roman" w:hAnsi="Times New Roman" w:eastAsia="Times New Roman" w:cs="Times New Roman"/>
-        </w:rPr>
-        <w:t xml:space="preserve"> </w:t>
-      </w:r>
-    </w:p>
-    <w:p>
-      <w:pPr>
-        <w:pStyle w:val="FirstParagraph"/>
-        <w:ind w:left="480" w:hanging="480"/>
-        <w:spacing w:before="0" w:after="0"/>
-      </w:pPr>
-      <w:r>
-        <w:rPr>
-          <w:rFonts w:ascii="Times New Roman" w:hAnsi="Times New Roman" w:eastAsia="Times New Roman" w:cs="Times New Roman"/>
-        </w:rPr>
-        <w:t xml:space="preserve">C. </w:t>
-      </w:r>
-      <w:r>
-        <w:rPr>
-          <w:rFonts w:hint="eastAsia" w:ascii="Times New Roman" w:hAnsi="Times New Roman" w:eastAsia="FangSong" w:cs="Times New Roman"/>
-        </w:rPr>
-        <w:t xml:space="preserve">先产生沉淀后沉淀溶解</w:t>
-      </w:r>
-      <w:r>
-        <w:rPr>
-          <w:rFonts w:ascii="Times New Roman" w:hAnsi="Times New Roman" w:eastAsia="Times New Roman" w:cs="Times New Roman"/>
-        </w:rPr>
-        <w:t xml:space="preserve">　</w:t>
-      </w:r>
-    </w:p>
-    <w:p>
-      <w:pPr>
-        <w:pStyle w:val="FirstParagraph"/>
-        <w:ind w:left="480" w:hanging="480"/>
-        <w:spacing w:before="0" w:after="180"/>
       </w:pPr>
       <w:r>
         <w:rPr>
@@ -13254,8 +13282,8 @@
           <w:ilvl w:val="0"/>
           <w:numId w:val="1015"/>
         </w:numPr>
+        <w:spacing w:before="0" w:after="0"/>
         <w:ind w:left="480" w:hanging="480"/>
-        <w:spacing w:after="0"/>
       </w:pPr>
       <w:r>
         <w:rPr>
@@ -13306,8 +13334,8 @@
           <w:ilvl w:val="0"/>
           <w:numId w:val="1015"/>
         </w:numPr>
+        <w:spacing w:before="0" w:after="0"/>
         <w:ind w:left="480" w:hanging="480"/>
-        <w:spacing w:before="0" w:after="0"/>
       </w:pPr>
       <w:r>
         <w:rPr>
@@ -13334,8 +13362,8 @@
           <w:ilvl w:val="0"/>
           <w:numId w:val="1015"/>
         </w:numPr>
+        <w:spacing w:before="0" w:after="0"/>
         <w:ind w:left="480" w:hanging="480"/>
-        <w:spacing w:before="0" w:after="0"/>
       </w:pPr>
       <w:r>
         <w:rPr>
@@ -13362,8 +13390,8 @@
           <w:ilvl w:val="0"/>
           <w:numId w:val="1015"/>
         </w:numPr>
+        <w:spacing w:before="0" w:after="0"/>
         <w:ind w:left="480" w:hanging="480"/>
-        <w:spacing w:before="0" w:after="180"/>
       </w:pPr>
       <w:r>
         <w:rPr>
@@ -13549,8 +13577,8 @@
     <w:p>
       <w:pPr>
         <w:pStyle w:val="BodyText"/>
+        <w:spacing w:before="0" w:after="0"/>
         <w:ind w:left="480" w:hanging="480"/>
-        <w:spacing w:after="0"/>
       </w:pPr>
       <w:r>
         <w:rPr>
@@ -13768,8 +13796,8 @@
     <w:p>
       <w:pPr>
         <w:pStyle w:val="BodyText"/>
+        <w:spacing w:before="0" w:after="0"/>
         <w:ind w:left="480" w:hanging="480"/>
-        <w:spacing w:before="0" w:after="0"/>
       </w:pPr>
       <w:r>
         <w:rPr>
@@ -13887,39 +13915,39 @@
     <w:p>
       <w:pPr>
         <w:pStyle w:val="BodyText"/>
+        <w:spacing w:before="0" w:after="0"/>
         <w:ind w:left="480" w:hanging="480"/>
+      </w:pPr>
+      <w:r>
+        <w:rPr>
+          <w:rFonts w:hint="eastAsia" w:ascii="Times New Roman" w:hAnsi="Times New Roman" w:eastAsia="Times New Roman" w:cs="Times New Roman"/>
+        </w:rPr>
+        <w:t>(B)</w:t>
+      </w:r>
+      <w:r>
+        <w:rPr>
+          <w:rFonts w:ascii="Times New Roman" w:hAnsi="Times New Roman" w:eastAsia="Times New Roman" w:cs="Times New Roman"/>
+        </w:rPr>
+        <w:t xml:space="preserve"> </w:t>
+      </w:r>
+      <w:r>
+        <w:rPr>
+          <w:rFonts w:hint="eastAsia" w:ascii="Times New Roman" w:hAnsi="Times New Roman" w:eastAsia="FangSong" w:cs="Times New Roman"/>
+        </w:rPr>
+        <w:t>蒸馏水</w:t>
+      </w:r>
+      <w:r>
+        <w:rPr>
+          <w:rFonts w:hint="eastAsia" w:ascii="Times New Roman" w:hAnsi="Times New Roman" w:eastAsia="Times New Roman" w:cs="Times New Roman"/>
+        </w:rPr>
+        <w:t>；</w:t>
+      </w:r>
+    </w:p>
+    <w:p>
+      <w:pPr>
+        <w:pStyle w:val="BodyText"/>
         <w:spacing w:before="0" w:after="0"/>
-      </w:pPr>
-      <w:r>
-        <w:rPr>
-          <w:rFonts w:hint="eastAsia" w:ascii="Times New Roman" w:hAnsi="Times New Roman" w:eastAsia="Times New Roman" w:cs="Times New Roman"/>
-        </w:rPr>
-        <w:t>(B)</w:t>
-      </w:r>
-      <w:r>
-        <w:rPr>
-          <w:rFonts w:ascii="Times New Roman" w:hAnsi="Times New Roman" w:eastAsia="Times New Roman" w:cs="Times New Roman"/>
-        </w:rPr>
-        <w:t xml:space="preserve"> </w:t>
-      </w:r>
-      <w:r>
-        <w:rPr>
-          <w:rFonts w:hint="eastAsia" w:ascii="Times New Roman" w:hAnsi="Times New Roman" w:eastAsia="FangSong" w:cs="Times New Roman"/>
-        </w:rPr>
-        <w:t>蒸馏水</w:t>
-      </w:r>
-      <w:r>
-        <w:rPr>
-          <w:rFonts w:hint="eastAsia" w:ascii="Times New Roman" w:hAnsi="Times New Roman" w:eastAsia="Times New Roman" w:cs="Times New Roman"/>
-        </w:rPr>
-        <w:t>；</w:t>
-      </w:r>
-    </w:p>
-    <w:p>
-      <w:pPr>
-        <w:pStyle w:val="BodyText"/>
         <w:ind w:left="480" w:hanging="480"/>
-        <w:spacing w:before="0" w:after="0"/>
       </w:pPr>
       <w:r>
         <w:rPr>
@@ -14016,8 +14044,8 @@
     <w:p>
       <w:pPr>
         <w:pStyle w:val="BodyText"/>
+        <w:spacing w:before="0" w:after="0"/>
         <w:ind w:left="480" w:hanging="480"/>
-        <w:spacing w:before="0" w:after="180"/>
       </w:pPr>
       <w:r>
         <w:rPr>
@@ -15843,8 +15871,8 @@
     <w:p>
       <w:pPr>
         <w:pStyle w:val="BodyText"/>
+        <w:spacing w:before="0" w:after="0"/>
         <w:ind w:left="480" w:hanging="480"/>
-        <w:spacing w:after="0"/>
       </w:pPr>
       <w:r>
         <w:rPr>
@@ -15868,38 +15896,63 @@
     <w:p>
       <w:pPr>
         <w:pStyle w:val="BodyText"/>
+        <w:spacing w:before="0" w:after="0"/>
         <w:ind w:left="480" w:hanging="480"/>
+      </w:pPr>
+      <w:r>
+        <w:rPr>
+          <w:rFonts w:ascii="Times New Roman" w:hAnsi="Times New Roman" w:eastAsia="Times New Roman" w:cs="Times New Roman"/>
+        </w:rPr>
+        <w:t xml:space="preserve">B. </w:t>
+      </w:r>
+      <w:r>
+        <w:rPr>
+          <w:rFonts w:hint="eastAsia" w:ascii="Times New Roman" w:hAnsi="Times New Roman" w:eastAsia="Times New Roman" w:cs="Times New Roman"/>
+        </w:rPr>
+        <w:t>Ⅲ</w:t>
+      </w:r>
+      <w:r>
+        <w:rPr>
+          <w:rFonts w:hint="eastAsia" w:ascii="Times New Roman" w:hAnsi="Times New Roman" w:eastAsia="FangSong" w:cs="Times New Roman"/>
+        </w:rPr>
+        <w:t>可被氧化</w:t>
+      </w:r>
+      <w:r>
+        <w:rPr>
+          <w:rFonts w:hint="eastAsia" w:ascii="Times New Roman" w:hAnsi="Times New Roman" w:eastAsia="Times New Roman" w:cs="Times New Roman"/>
+        </w:rPr>
+        <w:t>，Ⅳ</w:t>
+      </w:r>
+      <w:r>
+        <w:rPr>
+          <w:rFonts w:hint="eastAsia" w:ascii="Times New Roman" w:hAnsi="Times New Roman" w:eastAsia="FangSong" w:cs="Times New Roman"/>
+        </w:rPr>
+        <w:t>不可被氧化</w:t>
+      </w:r>
+      <w:r>
+        <w:rPr>
+          <w:rFonts w:ascii="Times New Roman" w:hAnsi="Times New Roman" w:eastAsia="Times New Roman" w:cs="Times New Roman"/>
+        </w:rPr>
+        <w:t xml:space="preserve"> </w:t>
+      </w:r>
+    </w:p>
+    <w:p>
+      <w:pPr>
+        <w:pStyle w:val="BodyText"/>
         <w:spacing w:before="0" w:after="0"/>
-      </w:pPr>
-      <w:r>
-        <w:rPr>
-          <w:rFonts w:ascii="Times New Roman" w:hAnsi="Times New Roman" w:eastAsia="Times New Roman" w:cs="Times New Roman"/>
-        </w:rPr>
-        <w:t xml:space="preserve">B. </w:t>
-      </w:r>
-      <w:r>
-        <w:rPr>
-          <w:rFonts w:hint="eastAsia" w:ascii="Times New Roman" w:hAnsi="Times New Roman" w:eastAsia="Times New Roman" w:cs="Times New Roman"/>
-        </w:rPr>
-        <w:t>Ⅲ</w:t>
-      </w:r>
-      <w:r>
-        <w:rPr>
-          <w:rFonts w:hint="eastAsia" w:ascii="Times New Roman" w:hAnsi="Times New Roman" w:eastAsia="FangSong" w:cs="Times New Roman"/>
-        </w:rPr>
-        <w:t>可被氧化</w:t>
-      </w:r>
-      <w:r>
-        <w:rPr>
-          <w:rFonts w:hint="eastAsia" w:ascii="Times New Roman" w:hAnsi="Times New Roman" w:eastAsia="Times New Roman" w:cs="Times New Roman"/>
-        </w:rPr>
-        <w:t>，Ⅳ</w:t>
-      </w:r>
-      <w:r>
-        <w:rPr>
-          <w:rFonts w:hint="eastAsia" w:ascii="Times New Roman" w:hAnsi="Times New Roman" w:eastAsia="FangSong" w:cs="Times New Roman"/>
-        </w:rPr>
-        <w:t>不可被氧化</w:t>
+        <w:ind w:left="480" w:hanging="480"/>
+      </w:pPr>
+      <w:r>
+        <w:rPr>
+          <w:rFonts w:ascii="Times New Roman" w:hAnsi="Times New Roman" w:eastAsia="Times New Roman" w:cs="Times New Roman"/>
+        </w:rPr>
+        <w:t xml:space="preserve">C. </w:t>
+      </w:r>
+      <w:r>
+        <w:rPr>
+          <w:rFonts w:hint="eastAsia" w:ascii="Times New Roman" w:hAnsi="Times New Roman" w:eastAsia="FangSong" w:cs="Times New Roman"/>
+        </w:rPr>
+        <w:t xml:space="preserve">都溶于水</w:t>
       </w:r>
       <w:r>
         <w:rPr>
@@ -15911,33 +15964,8 @@
     <w:p>
       <w:pPr>
         <w:pStyle w:val="BodyText"/>
+        <w:spacing w:before="0" w:after="0"/>
         <w:ind w:left="480" w:hanging="480"/>
-        <w:spacing w:before="0" w:after="0"/>
-      </w:pPr>
-      <w:r>
-        <w:rPr>
-          <w:rFonts w:ascii="Times New Roman" w:hAnsi="Times New Roman" w:eastAsia="Times New Roman" w:cs="Times New Roman"/>
-        </w:rPr>
-        <w:t xml:space="preserve">C. </w:t>
-      </w:r>
-      <w:r>
-        <w:rPr>
-          <w:rFonts w:hint="eastAsia" w:ascii="Times New Roman" w:hAnsi="Times New Roman" w:eastAsia="FangSong" w:cs="Times New Roman"/>
-        </w:rPr>
-        <w:t xml:space="preserve">都溶于水</w:t>
-      </w:r>
-      <w:r>
-        <w:rPr>
-          <w:rFonts w:ascii="Times New Roman" w:hAnsi="Times New Roman" w:eastAsia="Times New Roman" w:cs="Times New Roman"/>
-        </w:rPr>
-        <w:t xml:space="preserve"> </w:t>
-      </w:r>
-    </w:p>
-    <w:p>
-      <w:pPr>
-        <w:pStyle w:val="BodyText"/>
-        <w:ind w:left="480" w:hanging="480"/>
-        <w:spacing w:before="0" w:after="180"/>
       </w:pPr>
       <w:r>
         <w:rPr>
@@ -20356,6 +20384,7 @@
     <w:p>
       <w:pPr>
         <w:pStyle w:val="BodyText"/>
+        <w:spacing w:before="0" w:after="0"/>
       </w:pPr>
       <w:r>
         <w:rPr>
@@ -20373,6 +20402,7 @@
     <w:p>
       <w:pPr>
         <w:pStyle w:val="BodyText"/>
+        <w:spacing w:before="0" w:after="0"/>
       </w:pPr>
       <w:r>
         <w:rPr>
@@ -20390,6 +20420,7 @@
     <w:p>
       <w:pPr>
         <w:pStyle w:val="BodyText"/>
+        <w:spacing w:before="0" w:after="0"/>
       </w:pPr>
       <w:r>
         <w:rPr>
@@ -20459,6 +20490,7 @@
     <w:p>
       <w:pPr>
         <w:pStyle w:val="BodyText"/>
+        <w:spacing w:before="0" w:after="0"/>
       </w:pPr>
       <w:r>
         <w:rPr>
@@ -23334,7 +23366,7 @@
     <ns0:rPr>
       <ns0:rFonts ns0:ascii="Times New Roman" ns0:cs="Times New Roman" ns0:eastAsia="SimHei" ns0:hAnsi="Times New Roman"/>
       <ns0:b/>
-      <ns0:color ns0:val="17324D"/>
+      <ns0:color ns0:val="000000"/>
       <ns0:sz ns0:val="44"/>
       <ns0:szCs ns0:val="56"/>
     </ns0:rPr>
@@ -23476,7 +23508,7 @@
     <ns0:rPr>
       <ns0:rFonts ns0:ascii="Times New Roman" ns0:cs="Times New Roman" ns0:eastAsia="SimHei" ns0:hAnsi="Times New Roman"/>
       <ns0:b/>
-      <ns0:color ns0:val="17324D"/>
+      <ns0:color ns0:val="000000"/>
       <ns0:sz ns0:val="32"/>
       <ns0:szCs ns0:val="40"/>
     </ns0:rPr>
@@ -23500,7 +23532,7 @@
     <ns0:rPr>
       <ns0:rFonts ns0:ascii="Times New Roman" ns0:cs="Times New Roman" ns0:eastAsia="SimHei" ns0:hAnsi="Times New Roman"/>
       <ns0:b/>
-      <ns0:color ns0:val="17324D"/>
+      <ns0:color ns0:val="000000"/>
       <ns0:sz ns0:val="28"/>
       <ns0:szCs ns0:val="32"/>
     </ns0:rPr>
@@ -23524,7 +23556,7 @@
     <ns0:rPr>
       <ns0:rFonts ns0:ascii="Times New Roman" ns0:cs="Times New Roman" ns0:eastAsia="SimHei" ns0:hAnsi="Times New Roman"/>
       <ns0:b/>
-      <ns0:color ns0:val="17324D"/>
+      <ns0:color ns0:val="000000"/>
       <ns0:sz ns0:val="25"/>
       <ns0:szCs ns0:val="28"/>
     </ns0:rPr>
